--- a/Dokumentumok/Követelmények/Szerver_tervek.docx
+++ b/Dokumentumok/Követelmények/Szerver_tervek.docx
@@ -1,6 +1,6 @@
 
 <file path=word/document.xml><?xml version="1.0" encoding="utf-8"?>
-<w:document xmlns:wpc="http://schemas.microsoft.com/office/word/2010/wordprocessingCanvas" xmlns:cx="http://schemas.microsoft.com/office/drawing/2014/chartex" xmlns:cx1="http://schemas.microsoft.com/office/drawing/2015/9/8/chartex" xmlns:mc="http://schemas.openxmlformats.org/markup-compatibility/2006" xmlns:o="urn:schemas-microsoft-com:office:office" xmlns:r="http://schemas.openxmlformats.org/officeDocument/2006/relationships" xmlns:m="http://schemas.openxmlformats.org/officeDocument/2006/math" xmlns:v="urn:schemas-microsoft-com:vml" xmlns:wp14="http://schemas.microsoft.com/office/word/2010/wordprocessingDrawing" xmlns:wp="http://schemas.openxmlformats.org/drawingml/2006/wordprocessingDrawing" xmlns:w10="urn:schemas-microsoft-com:office:word" xmlns:w="http://schemas.openxmlformats.org/wordprocessingml/2006/main" xmlns:w14="http://schemas.microsoft.com/office/word/2010/wordml" xmlns:w15="http://schemas.microsoft.com/office/word/2012/wordml" xmlns:w16se="http://schemas.microsoft.com/office/word/2015/wordml/symex" xmlns:wpg="http://schemas.microsoft.com/office/word/2010/wordprocessingGroup" xmlns:wpi="http://schemas.microsoft.com/office/word/2010/wordprocessingInk" xmlns:wne="http://schemas.microsoft.com/office/word/2006/wordml" xmlns:wps="http://schemas.microsoft.com/office/word/2010/wordprocessingShape" mc:Ignorable="w14 w15 w16se wp14">
+<w:document xmlns:wpc="http://schemas.microsoft.com/office/word/2010/wordprocessingCanvas" xmlns:cx="http://schemas.microsoft.com/office/drawing/2014/chartex" xmlns:cx1="http://schemas.microsoft.com/office/drawing/2015/9/8/chartex" xmlns:cx2="http://schemas.microsoft.com/office/drawing/2015/10/21/chartex" xmlns:cx3="http://schemas.microsoft.com/office/drawing/2016/5/9/chartex" xmlns:cx4="http://schemas.microsoft.com/office/drawing/2016/5/10/chartex" xmlns:cx5="http://schemas.microsoft.com/office/drawing/2016/5/11/chartex" xmlns:cx6="http://schemas.microsoft.com/office/drawing/2016/5/12/chartex" xmlns:cx7="http://schemas.microsoft.com/office/drawing/2016/5/13/chartex" xmlns:cx8="http://schemas.microsoft.com/office/drawing/2016/5/14/chartex" xmlns:mc="http://schemas.openxmlformats.org/markup-compatibility/2006" xmlns:aink="http://schemas.microsoft.com/office/drawing/2016/ink" xmlns:am3d="http://schemas.microsoft.com/office/drawing/2017/model3d" xmlns:o="urn:schemas-microsoft-com:office:office" xmlns:oel="http://schemas.microsoft.com/office/2019/extlst" xmlns:r="http://schemas.openxmlformats.org/officeDocument/2006/relationships" xmlns:m="http://schemas.openxmlformats.org/officeDocument/2006/math" xmlns:v="urn:schemas-microsoft-com:vml" xmlns:wp14="http://schemas.microsoft.com/office/word/2010/wordprocessingDrawing" xmlns:wp="http://schemas.openxmlformats.org/drawingml/2006/wordprocessingDrawing" xmlns:w10="urn:schemas-microsoft-com:office:word" xmlns:w="http://schemas.openxmlformats.org/wordprocessingml/2006/main" xmlns:w14="http://schemas.microsoft.com/office/word/2010/wordml" xmlns:w15="http://schemas.microsoft.com/office/word/2012/wordml" xmlns:w16cex="http://schemas.microsoft.com/office/word/2018/wordml/cex" xmlns:w16cid="http://schemas.microsoft.com/office/word/2016/wordml/cid" xmlns:w16="http://schemas.microsoft.com/office/word/2018/wordml" xmlns:w16du="http://schemas.microsoft.com/office/word/2023/wordml/word16du" xmlns:w16sdtdh="http://schemas.microsoft.com/office/word/2020/wordml/sdtdatahash" xmlns:w16sdtfl="http://schemas.microsoft.com/office/word/2024/wordml/sdtformatlock" xmlns:w16se="http://schemas.microsoft.com/office/word/2015/wordml/symex" xmlns:wpg="http://schemas.microsoft.com/office/word/2010/wordprocessingGroup" xmlns:wpi="http://schemas.microsoft.com/office/word/2010/wordprocessingInk" xmlns:wne="http://schemas.microsoft.com/office/word/2006/wordml" xmlns:wps="http://schemas.microsoft.com/office/word/2010/wordprocessingShape" mc:Ignorable="w14 w15 w16se w16cid w16 w16cex w16sdtdh w16sdtfl w16du wp14">
   <w:body>
     <w:p>
       <w:pPr>
@@ -143,8 +143,13 @@
         <w:t xml:space="preserve"> szerint kivéve </w:t>
       </w:r>
       <w:proofErr w:type="spellStart"/>
-      <w:r>
-        <w:t>guest,admin,security</w:t>
+      <w:proofErr w:type="gramStart"/>
+      <w:r>
+        <w:t>guest,admin</w:t>
+      </w:r>
+      <w:proofErr w:type="gramEnd"/>
+      <w:r>
+        <w:t>,security</w:t>
       </w:r>
       <w:proofErr w:type="spellEnd"/>
       <w:r>
@@ -173,16 +178,11 @@
         <w:t xml:space="preserve">legyen létrehozva pár minta felhasználó </w:t>
       </w:r>
       <w:r>
-        <w:t xml:space="preserve">és minden </w:t>
-      </w:r>
-      <w:proofErr w:type="gramStart"/>
-      <w:r>
-        <w:t>kollég</w:t>
+        <w:t>és minden kollég</w:t>
       </w:r>
       <w:r>
         <w:t>a</w:t>
       </w:r>
-      <w:proofErr w:type="gramEnd"/>
       <w:r>
         <w:t xml:space="preserve"> legyen </w:t>
       </w:r>
@@ -200,15 +200,7 @@
         <w:pStyle w:val="Listaszerbekezds"/>
       </w:pPr>
       <w:r>
-        <w:t xml:space="preserve">Mindenki kapjon egy saját meghajtót </w:t>
-      </w:r>
-      <w:proofErr w:type="gramStart"/>
-      <w:r>
-        <w:t>virtuálisan</w:t>
-      </w:r>
-      <w:proofErr w:type="gramEnd"/>
-      <w:r>
-        <w:t>, és lássanak részlegenként egy közös virtuális meghajtót.</w:t>
+        <w:t>Mindenki kapjon egy saját meghajtót virtuálisan, és lássanak részlegenként egy közös virtuális meghajtót.</w:t>
       </w:r>
     </w:p>
     <w:p>
@@ -284,10 +276,508 @@
         </w:numPr>
       </w:pPr>
       <w:r>
-        <w:t>S</w:t>
-      </w:r>
-      <w:r>
-        <w:t>aját meghajtó</w:t>
+        <w:t>konzol vagy hasonló kockázatos programok megnyitásának tiltása</w:t>
+      </w:r>
+    </w:p>
+    <w:p>
+      <w:pPr>
+        <w:pStyle w:val="Listaszerbekezds"/>
+        <w:numPr>
+          <w:ilvl w:val="0"/>
+          <w:numId w:val="1"/>
+        </w:numPr>
+      </w:pPr>
+      <w:r>
+        <w:t>Webszerver IIS (A központi irodából működjenek a belső weboldalak.)</w:t>
+      </w:r>
+    </w:p>
+    <w:p>
+      <w:pPr>
+        <w:pStyle w:val="Listaszerbekezds"/>
+        <w:numPr>
+          <w:ilvl w:val="0"/>
+          <w:numId w:val="1"/>
+        </w:numPr>
+      </w:pPr>
+      <w:r>
+        <w:t>DHCP</w:t>
+      </w:r>
+      <w:r>
+        <w:t xml:space="preserve"> </w:t>
+      </w:r>
+    </w:p>
+    <w:p>
+      <w:pPr>
+        <w:pStyle w:val="Listaszerbekezds"/>
+      </w:pPr>
+      <w:r>
+        <w:t xml:space="preserve">Csak ipv4, osszon a boltba is, </w:t>
+      </w:r>
+      <w:proofErr w:type="spellStart"/>
+      <w:r>
+        <w:t>vlanok</w:t>
+      </w:r>
+      <w:proofErr w:type="spellEnd"/>
+      <w:r>
+        <w:t xml:space="preserve"> szerint minden </w:t>
+      </w:r>
+      <w:proofErr w:type="spellStart"/>
+      <w:r>
+        <w:t>vlanba</w:t>
+      </w:r>
+      <w:proofErr w:type="spellEnd"/>
+      <w:r>
+        <w:t xml:space="preserve">, kivéve </w:t>
+      </w:r>
+      <w:proofErr w:type="spellStart"/>
+      <w:r>
+        <w:t>admin</w:t>
+      </w:r>
+      <w:proofErr w:type="spellEnd"/>
+      <w:r>
+        <w:t xml:space="preserve">, </w:t>
+      </w:r>
+      <w:proofErr w:type="spellStart"/>
+      <w:r>
+        <w:t>native</w:t>
+      </w:r>
+      <w:proofErr w:type="spellEnd"/>
+      <w:r>
+        <w:t xml:space="preserve">, 10dik címtől osszon jó sokat oszthat főleg </w:t>
+      </w:r>
+      <w:proofErr w:type="spellStart"/>
+      <w:r>
+        <w:t>guestben</w:t>
+      </w:r>
+      <w:proofErr w:type="spellEnd"/>
+      <w:r>
+        <w:t>. 24 óráig tartsa a címet</w:t>
+      </w:r>
+    </w:p>
+    <w:p>
+      <w:pPr>
+        <w:pStyle w:val="Listaszerbekezds"/>
+        <w:numPr>
+          <w:ilvl w:val="0"/>
+          <w:numId w:val="1"/>
+        </w:numPr>
+      </w:pPr>
+      <w:r>
+        <w:t>DNS</w:t>
+      </w:r>
+    </w:p>
+    <w:p>
+      <w:pPr>
+        <w:pStyle w:val="Listaszerbekezds"/>
+      </w:pPr>
+      <w:r>
+        <w:t xml:space="preserve">Ad-re mutató </w:t>
+      </w:r>
+      <w:proofErr w:type="spellStart"/>
+      <w:r>
+        <w:t>domainek</w:t>
+      </w:r>
+      <w:proofErr w:type="spellEnd"/>
+      <w:r>
+        <w:t xml:space="preserve">: </w:t>
+      </w:r>
+      <w:proofErr w:type="spellStart"/>
+      <w:r>
+        <w:t>QUBE_office.local</w:t>
+      </w:r>
+      <w:proofErr w:type="spellEnd"/>
+      <w:r>
+        <w:t xml:space="preserve">; </w:t>
+      </w:r>
+      <w:proofErr w:type="spellStart"/>
+      <w:r>
+        <w:t>QUBE_bolt.local</w:t>
+      </w:r>
+      <w:proofErr w:type="spellEnd"/>
+    </w:p>
+    <w:p>
+      <w:pPr>
+        <w:pStyle w:val="Listaszerbekezds"/>
+        <w:numPr>
+          <w:ilvl w:val="0"/>
+          <w:numId w:val="1"/>
+        </w:numPr>
+      </w:pPr>
+      <w:r>
+        <w:t xml:space="preserve">nyomtató szerver beállítások (elég alap dolog, csak kötelező </w:t>
+      </w:r>
+      <w:proofErr w:type="spellStart"/>
+      <w:r>
+        <w:t>kkk</w:t>
+      </w:r>
+      <w:proofErr w:type="spellEnd"/>
+      <w:r>
+        <w:t xml:space="preserve"> szerint)</w:t>
+      </w:r>
+    </w:p>
+    <w:p>
+      <w:pPr>
+        <w:pStyle w:val="Listaszerbekezds"/>
+        <w:numPr>
+          <w:ilvl w:val="0"/>
+          <w:numId w:val="1"/>
+        </w:numPr>
+      </w:pPr>
+      <w:proofErr w:type="spellStart"/>
+      <w:r>
+        <w:t>vss</w:t>
+      </w:r>
+      <w:proofErr w:type="spellEnd"/>
+      <w:r>
+        <w:t xml:space="preserve"> vagy bármilyen szerver redundancia szolgáltatás (minimalizálja a szerver </w:t>
+      </w:r>
+      <w:proofErr w:type="spellStart"/>
+      <w:r>
+        <w:t>kieséséenk</w:t>
+      </w:r>
+      <w:proofErr w:type="spellEnd"/>
+      <w:r>
+        <w:t xml:space="preserve"> idejét és kockázatát, </w:t>
+      </w:r>
+      <w:r>
+        <w:rPr>
+          <w:b/>
+        </w:rPr>
+        <w:t>biztonsági mentés</w:t>
+      </w:r>
+      <w:r>
+        <w:rPr>
+          <w:b/>
+        </w:rPr>
+        <w:t xml:space="preserve"> LINUXON IS!!!!</w:t>
+      </w:r>
+      <w:r>
+        <w:rPr>
+          <w:b/>
+        </w:rPr>
+        <w:t>!</w:t>
+      </w:r>
+      <w:r>
+        <w:t>)</w:t>
+      </w:r>
+    </w:p>
+    <w:p>
+      <w:pPr>
+        <w:pStyle w:val="Cmsor3"/>
+        <w:ind w:firstLine="360"/>
+      </w:pPr>
+      <w:r>
+        <w:t>LINUX_SRV</w:t>
+      </w:r>
+    </w:p>
+    <w:p>
+      <w:pPr>
+        <w:pStyle w:val="Listaszerbekezds"/>
+        <w:numPr>
+          <w:ilvl w:val="0"/>
+          <w:numId w:val="1"/>
+        </w:numPr>
+      </w:pPr>
+      <w:proofErr w:type="spellStart"/>
+      <w:r>
+        <w:t>samba</w:t>
+      </w:r>
+      <w:proofErr w:type="spellEnd"/>
+    </w:p>
+    <w:p>
+      <w:pPr>
+        <w:pStyle w:val="Listaszerbekezds"/>
+        <w:numPr>
+          <w:ilvl w:val="0"/>
+          <w:numId w:val="1"/>
+        </w:numPr>
+      </w:pPr>
+      <w:proofErr w:type="spellStart"/>
+      <w:r>
+        <w:t>radius</w:t>
+      </w:r>
+      <w:proofErr w:type="spellEnd"/>
+    </w:p>
+    <w:p>
+      <w:pPr>
+        <w:pStyle w:val="Listaszerbekezds"/>
+        <w:numPr>
+          <w:ilvl w:val="0"/>
+          <w:numId w:val="1"/>
+        </w:numPr>
+      </w:pPr>
+      <w:r>
+        <w:t>TFTP</w:t>
+      </w:r>
+    </w:p>
+    <w:p>
+      <w:pPr>
+        <w:pStyle w:val="Listaszerbekezds"/>
+      </w:pPr>
+      <w:r>
+        <w:t xml:space="preserve">Fájlszerver a scripthez, ami majd </w:t>
+      </w:r>
+      <w:proofErr w:type="spellStart"/>
+      <w:r>
+        <w:t>fementi</w:t>
+      </w:r>
+      <w:proofErr w:type="spellEnd"/>
+      <w:r>
+        <w:t xml:space="preserve"> oda a </w:t>
+      </w:r>
+      <w:proofErr w:type="spellStart"/>
+      <w:r>
+        <w:t>konfigokat</w:t>
+      </w:r>
+      <w:proofErr w:type="spellEnd"/>
+    </w:p>
+    <w:p>
+      <w:pPr>
+        <w:pStyle w:val="Listaszerbekezds"/>
+        <w:numPr>
+          <w:ilvl w:val="0"/>
+          <w:numId w:val="1"/>
+        </w:numPr>
+      </w:pPr>
+      <w:r>
+        <w:t xml:space="preserve">NTP </w:t>
+      </w:r>
+    </w:p>
+    <w:p>
+      <w:pPr>
+        <w:pStyle w:val="Listaszerbekezds"/>
+      </w:pPr>
+      <w:r>
+        <w:t>ez ennyi</w:t>
+      </w:r>
+      <w:r>
+        <w:t>, ketyeg, minden</w:t>
+      </w:r>
+    </w:p>
+    <w:p>
+      <w:pPr>
+        <w:pStyle w:val="Cmsor2"/>
+        <w:rPr>
+          <w:b/>
+          <w:color w:val="FF0000"/>
+        </w:rPr>
+      </w:pPr>
+      <w:proofErr w:type="spellStart"/>
+      <w:r>
+        <w:rPr>
+          <w:i/>
+          <w:color w:val="A6A6A6" w:themeColor="background1" w:themeShade="A6"/>
+        </w:rPr>
+        <w:lastRenderedPageBreak/>
+        <w:t>Qube</w:t>
+      </w:r>
+      <w:proofErr w:type="spellEnd"/>
+      <w:r>
+        <w:rPr>
+          <w:i/>
+          <w:color w:val="A6A6A6" w:themeColor="background1" w:themeShade="A6"/>
+        </w:rPr>
+        <w:t xml:space="preserve"> </w:t>
+      </w:r>
+      <w:proofErr w:type="spellStart"/>
+      <w:r>
+        <w:rPr>
+          <w:i/>
+          <w:color w:val="A6A6A6" w:themeColor="background1" w:themeShade="A6"/>
+        </w:rPr>
+        <w:t>MiniPC</w:t>
+      </w:r>
+      <w:proofErr w:type="spellEnd"/>
+      <w:r>
+        <w:rPr>
+          <w:i/>
+          <w:color w:val="A6A6A6" w:themeColor="background1" w:themeShade="A6"/>
+        </w:rPr>
+        <w:t xml:space="preserve"> gyár (Győr)</w:t>
+      </w:r>
+      <w:r>
+        <w:rPr>
+          <w:i/>
+          <w:color w:val="A6A6A6" w:themeColor="background1" w:themeShade="A6"/>
+        </w:rPr>
+        <w:t xml:space="preserve"> </w:t>
+      </w:r>
+      <w:r>
+        <w:rPr>
+          <w:b/>
+          <w:color w:val="FF0000"/>
+        </w:rPr>
+        <w:t>NEM KELL MEGVALÓSÍTANI</w:t>
+      </w:r>
+      <w:r>
+        <w:rPr>
+          <w:b/>
+          <w:color w:val="FF0000"/>
+        </w:rPr>
+        <w:t>!!!</w:t>
+      </w:r>
+    </w:p>
+    <w:p>
+      <w:pPr>
+        <w:pStyle w:val="Cmsor3"/>
+        <w:ind w:firstLine="360"/>
+        <w:rPr>
+          <w:i/>
+          <w:color w:val="A6A6A6" w:themeColor="background1" w:themeShade="A6"/>
+        </w:rPr>
+      </w:pPr>
+      <w:r>
+        <w:rPr>
+          <w:i/>
+          <w:color w:val="A6A6A6" w:themeColor="background1" w:themeShade="A6"/>
+        </w:rPr>
+        <w:t>TERMELES_SRV</w:t>
+      </w:r>
+    </w:p>
+    <w:p>
+      <w:pPr>
+        <w:pStyle w:val="Listaszerbekezds"/>
+        <w:numPr>
+          <w:ilvl w:val="0"/>
+          <w:numId w:val="1"/>
+        </w:numPr>
+        <w:rPr>
+          <w:i/>
+          <w:color w:val="A6A6A6" w:themeColor="background1" w:themeShade="A6"/>
+        </w:rPr>
+      </w:pPr>
+      <w:proofErr w:type="spellStart"/>
+      <w:r>
+        <w:rPr>
+          <w:bCs/>
+          <w:i/>
+          <w:color w:val="A6A6A6" w:themeColor="background1" w:themeShade="A6"/>
+        </w:rPr>
+        <w:t>Active</w:t>
+      </w:r>
+      <w:proofErr w:type="spellEnd"/>
+      <w:r>
+        <w:rPr>
+          <w:bCs/>
+          <w:i/>
+          <w:color w:val="A6A6A6" w:themeColor="background1" w:themeShade="A6"/>
+        </w:rPr>
+        <w:t xml:space="preserve"> </w:t>
+      </w:r>
+      <w:proofErr w:type="spellStart"/>
+      <w:r>
+        <w:rPr>
+          <w:bCs/>
+          <w:i/>
+          <w:color w:val="A6A6A6" w:themeColor="background1" w:themeShade="A6"/>
+        </w:rPr>
+        <w:t>Directory</w:t>
+      </w:r>
+      <w:proofErr w:type="spellEnd"/>
+      <w:r>
+        <w:rPr>
+          <w:i/>
+          <w:color w:val="A6A6A6" w:themeColor="background1" w:themeShade="A6"/>
+        </w:rPr>
+        <w:t xml:space="preserve"> (minden részleg kapjon külön OU-t (</w:t>
+      </w:r>
+      <w:proofErr w:type="spellStart"/>
+      <w:r>
+        <w:rPr>
+          <w:i/>
+          <w:color w:val="A6A6A6" w:themeColor="background1" w:themeShade="A6"/>
+        </w:rPr>
+        <w:t>valnok</w:t>
+      </w:r>
+      <w:proofErr w:type="spellEnd"/>
+      <w:r>
+        <w:rPr>
+          <w:i/>
+          <w:color w:val="A6A6A6" w:themeColor="background1" w:themeShade="A6"/>
+        </w:rPr>
+        <w:t xml:space="preserve"> szerint kivéve </w:t>
+      </w:r>
+      <w:proofErr w:type="spellStart"/>
+      <w:proofErr w:type="gramStart"/>
+      <w:r>
+        <w:rPr>
+          <w:i/>
+          <w:color w:val="A6A6A6" w:themeColor="background1" w:themeShade="A6"/>
+        </w:rPr>
+        <w:t>guest,admin</w:t>
+      </w:r>
+      <w:proofErr w:type="spellEnd"/>
+      <w:proofErr w:type="gramEnd"/>
+      <w:r>
+        <w:rPr>
+          <w:i/>
+          <w:color w:val="A6A6A6" w:themeColor="background1" w:themeShade="A6"/>
+        </w:rPr>
+        <w:t xml:space="preserve">, és </w:t>
+      </w:r>
+      <w:proofErr w:type="spellStart"/>
+      <w:r>
+        <w:rPr>
+          <w:i/>
+          <w:color w:val="A6A6A6" w:themeColor="background1" w:themeShade="A6"/>
+        </w:rPr>
+        <w:t>native</w:t>
+      </w:r>
+      <w:proofErr w:type="spellEnd"/>
+      <w:r>
+        <w:rPr>
+          <w:i/>
+          <w:color w:val="A6A6A6" w:themeColor="background1" w:themeShade="A6"/>
+        </w:rPr>
+        <w:t xml:space="preserve"> </w:t>
+      </w:r>
+      <w:proofErr w:type="spellStart"/>
+      <w:r>
+        <w:rPr>
+          <w:i/>
+          <w:color w:val="A6A6A6" w:themeColor="background1" w:themeShade="A6"/>
+        </w:rPr>
+        <w:t>vlan</w:t>
+      </w:r>
+      <w:proofErr w:type="spellEnd"/>
+      <w:r>
+        <w:rPr>
+          <w:i/>
+          <w:color w:val="A6A6A6" w:themeColor="background1" w:themeShade="A6"/>
+        </w:rPr>
+        <w:t xml:space="preserve">) legyen létrehozva pár minta felhasználó és minden kolléga legyen </w:t>
+      </w:r>
+      <w:proofErr w:type="spellStart"/>
+      <w:r>
+        <w:rPr>
+          <w:i/>
+          <w:color w:val="A6A6A6" w:themeColor="background1" w:themeShade="A6"/>
+        </w:rPr>
+        <w:t>ezkeben</w:t>
+      </w:r>
+      <w:proofErr w:type="spellEnd"/>
+      <w:r>
+        <w:rPr>
+          <w:i/>
+          <w:color w:val="A6A6A6" w:themeColor="background1" w:themeShade="A6"/>
+        </w:rPr>
+        <w:t xml:space="preserve"> elrendezve. </w:t>
+      </w:r>
+    </w:p>
+    <w:p>
+      <w:pPr>
+        <w:pStyle w:val="Listaszerbekezds"/>
+        <w:rPr>
+          <w:i/>
+          <w:color w:val="A6A6A6" w:themeColor="background1" w:themeShade="A6"/>
+        </w:rPr>
+      </w:pPr>
+      <w:r>
+        <w:rPr>
+          <w:i/>
+          <w:color w:val="A6A6A6" w:themeColor="background1" w:themeShade="A6"/>
+        </w:rPr>
+        <w:t>Mindenki kapjon egy saját meghajtót virtuálisan, és lássanak részlegenként egy közös virtuális meghajtót.</w:t>
       </w:r>
     </w:p>
     <w:p>
@@ -297,9 +787,97 @@
           <w:ilvl w:val="1"/>
           <w:numId w:val="1"/>
         </w:numPr>
-      </w:pPr>
-      <w:r>
-        <w:t>konzol vagy hasonló kockázatos programok megnyitásának tiltása</w:t>
+        <w:rPr>
+          <w:i/>
+          <w:color w:val="A6A6A6" w:themeColor="background1" w:themeShade="A6"/>
+        </w:rPr>
+      </w:pPr>
+      <w:r>
+        <w:rPr>
+          <w:i/>
+          <w:color w:val="A6A6A6" w:themeColor="background1" w:themeShade="A6"/>
+        </w:rPr>
+        <w:t>Közös háttérkép</w:t>
+      </w:r>
+    </w:p>
+    <w:p>
+      <w:pPr>
+        <w:pStyle w:val="Listaszerbekezds"/>
+        <w:numPr>
+          <w:ilvl w:val="1"/>
+          <w:numId w:val="1"/>
+        </w:numPr>
+        <w:rPr>
+          <w:i/>
+          <w:color w:val="A6A6A6" w:themeColor="background1" w:themeShade="A6"/>
+        </w:rPr>
+      </w:pPr>
+      <w:r>
+        <w:rPr>
+          <w:i/>
+          <w:color w:val="A6A6A6" w:themeColor="background1" w:themeShade="A6"/>
+        </w:rPr>
+        <w:t>Előre letöltött alkalmazások</w:t>
+      </w:r>
+    </w:p>
+    <w:p>
+      <w:pPr>
+        <w:pStyle w:val="Listaszerbekezds"/>
+        <w:numPr>
+          <w:ilvl w:val="1"/>
+          <w:numId w:val="1"/>
+        </w:numPr>
+        <w:rPr>
+          <w:i/>
+          <w:color w:val="A6A6A6" w:themeColor="background1" w:themeShade="A6"/>
+        </w:rPr>
+      </w:pPr>
+      <w:r>
+        <w:rPr>
+          <w:i/>
+          <w:color w:val="A6A6A6" w:themeColor="background1" w:themeShade="A6"/>
+        </w:rPr>
+        <w:t>Jelszópolitika</w:t>
+      </w:r>
+    </w:p>
+    <w:p>
+      <w:pPr>
+        <w:pStyle w:val="Listaszerbekezds"/>
+        <w:numPr>
+          <w:ilvl w:val="1"/>
+          <w:numId w:val="1"/>
+        </w:numPr>
+        <w:rPr>
+          <w:i/>
+          <w:color w:val="A6A6A6" w:themeColor="background1" w:themeShade="A6"/>
+        </w:rPr>
+      </w:pPr>
+      <w:r>
+        <w:rPr>
+          <w:i/>
+          <w:color w:val="A6A6A6" w:themeColor="background1" w:themeShade="A6"/>
+        </w:rPr>
+        <w:t>Ne lehessen személyre szabni</w:t>
+      </w:r>
+    </w:p>
+    <w:p>
+      <w:pPr>
+        <w:pStyle w:val="Listaszerbekezds"/>
+        <w:numPr>
+          <w:ilvl w:val="1"/>
+          <w:numId w:val="1"/>
+        </w:numPr>
+        <w:rPr>
+          <w:i/>
+          <w:color w:val="A6A6A6" w:themeColor="background1" w:themeShade="A6"/>
+        </w:rPr>
+      </w:pPr>
+      <w:r>
+        <w:rPr>
+          <w:i/>
+          <w:color w:val="A6A6A6" w:themeColor="background1" w:themeShade="A6"/>
+        </w:rPr>
+        <w:t>Saját meghajtó</w:t>
       </w:r>
     </w:p>
     <w:p>
@@ -309,9 +887,113 @@
           <w:ilvl w:val="0"/>
           <w:numId w:val="1"/>
         </w:numPr>
-      </w:pPr>
-      <w:r>
-        <w:t>Webszerver IIS (A központi irodából működjenek a belső weboldalak.)</w:t>
+        <w:rPr>
+          <w:i/>
+          <w:color w:val="A6A6A6" w:themeColor="background1" w:themeShade="A6"/>
+        </w:rPr>
+      </w:pPr>
+      <w:r>
+        <w:rPr>
+          <w:i/>
+          <w:color w:val="A6A6A6" w:themeColor="background1" w:themeShade="A6"/>
+        </w:rPr>
+        <w:t xml:space="preserve">DHCP </w:t>
+      </w:r>
+    </w:p>
+    <w:p>
+      <w:pPr>
+        <w:pStyle w:val="Listaszerbekezds"/>
+        <w:rPr>
+          <w:i/>
+          <w:color w:val="A6A6A6" w:themeColor="background1" w:themeShade="A6"/>
+        </w:rPr>
+      </w:pPr>
+      <w:r>
+        <w:rPr>
+          <w:i/>
+          <w:color w:val="A6A6A6" w:themeColor="background1" w:themeShade="A6"/>
+        </w:rPr>
+        <w:t xml:space="preserve">Csak ipv4, </w:t>
+      </w:r>
+      <w:proofErr w:type="spellStart"/>
+      <w:r>
+        <w:rPr>
+          <w:i/>
+          <w:color w:val="A6A6A6" w:themeColor="background1" w:themeShade="A6"/>
+        </w:rPr>
+        <w:t>vlanok</w:t>
+      </w:r>
+      <w:proofErr w:type="spellEnd"/>
+      <w:r>
+        <w:rPr>
+          <w:i/>
+          <w:color w:val="A6A6A6" w:themeColor="background1" w:themeShade="A6"/>
+        </w:rPr>
+        <w:t xml:space="preserve"> szerint minden </w:t>
+      </w:r>
+      <w:proofErr w:type="spellStart"/>
+      <w:r>
+        <w:rPr>
+          <w:i/>
+          <w:color w:val="A6A6A6" w:themeColor="background1" w:themeShade="A6"/>
+        </w:rPr>
+        <w:t>vlanba</w:t>
+      </w:r>
+      <w:proofErr w:type="spellEnd"/>
+      <w:r>
+        <w:rPr>
+          <w:i/>
+          <w:color w:val="A6A6A6" w:themeColor="background1" w:themeShade="A6"/>
+        </w:rPr>
+        <w:t xml:space="preserve">, kivéve </w:t>
+      </w:r>
+      <w:proofErr w:type="spellStart"/>
+      <w:r>
+        <w:rPr>
+          <w:i/>
+          <w:color w:val="A6A6A6" w:themeColor="background1" w:themeShade="A6"/>
+        </w:rPr>
+        <w:t>admin</w:t>
+      </w:r>
+      <w:proofErr w:type="spellEnd"/>
+      <w:r>
+        <w:rPr>
+          <w:i/>
+          <w:color w:val="A6A6A6" w:themeColor="background1" w:themeShade="A6"/>
+        </w:rPr>
+        <w:t xml:space="preserve">, </w:t>
+      </w:r>
+      <w:proofErr w:type="spellStart"/>
+      <w:r>
+        <w:rPr>
+          <w:i/>
+          <w:color w:val="A6A6A6" w:themeColor="background1" w:themeShade="A6"/>
+        </w:rPr>
+        <w:t>native</w:t>
+      </w:r>
+      <w:proofErr w:type="spellEnd"/>
+      <w:r>
+        <w:rPr>
+          <w:i/>
+          <w:color w:val="A6A6A6" w:themeColor="background1" w:themeShade="A6"/>
+        </w:rPr>
+        <w:t xml:space="preserve">, 10dik címtől osszon jó sokat oszthat főleg </w:t>
+      </w:r>
+      <w:proofErr w:type="spellStart"/>
+      <w:r>
+        <w:rPr>
+          <w:i/>
+          <w:color w:val="A6A6A6" w:themeColor="background1" w:themeShade="A6"/>
+        </w:rPr>
+        <w:t>guestben</w:t>
+      </w:r>
+      <w:proofErr w:type="spellEnd"/>
+      <w:r>
+        <w:rPr>
+          <w:i/>
+          <w:color w:val="A6A6A6" w:themeColor="background1" w:themeShade="A6"/>
+        </w:rPr>
+        <w:t>. 24 óráig tartsa a címet</w:t>
       </w:r>
     </w:p>
     <w:p>
@@ -321,60 +1003,65 @@
           <w:ilvl w:val="0"/>
           <w:numId w:val="1"/>
         </w:numPr>
-      </w:pPr>
-      <w:r>
-        <w:t>DHCP</w:t>
-      </w:r>
-      <w:r>
-        <w:t xml:space="preserve"> </w:t>
-      </w:r>
-    </w:p>
-    <w:p>
-      <w:pPr>
-        <w:pStyle w:val="Listaszerbekezds"/>
-      </w:pPr>
-      <w:r>
-        <w:t xml:space="preserve">Csak ipv4, osszon a boltba is, </w:t>
-      </w:r>
-      <w:proofErr w:type="spellStart"/>
-      <w:r>
-        <w:t>vlanok</w:t>
-      </w:r>
-      <w:proofErr w:type="spellEnd"/>
-      <w:r>
-        <w:t xml:space="preserve"> szerint minden </w:t>
-      </w:r>
-      <w:proofErr w:type="spellStart"/>
-      <w:r>
-        <w:t>vlanba</w:t>
-      </w:r>
-      <w:proofErr w:type="spellEnd"/>
-      <w:r>
-        <w:t xml:space="preserve">, kivéve </w:t>
-      </w:r>
-      <w:proofErr w:type="spellStart"/>
-      <w:r>
-        <w:t>admin</w:t>
-      </w:r>
-      <w:proofErr w:type="spellEnd"/>
-      <w:r>
-        <w:t xml:space="preserve">, </w:t>
-      </w:r>
-      <w:proofErr w:type="spellStart"/>
-      <w:r>
-        <w:t>native</w:t>
-      </w:r>
-      <w:proofErr w:type="spellEnd"/>
-      <w:r>
-        <w:t xml:space="preserve">, 10dik címtől osszon jó sokat oszthat főleg </w:t>
-      </w:r>
-      <w:proofErr w:type="spellStart"/>
-      <w:r>
-        <w:t>guestben</w:t>
-      </w:r>
-      <w:proofErr w:type="spellEnd"/>
-      <w:r>
-        <w:t>. 24 óráig tartsa a címet</w:t>
+        <w:rPr>
+          <w:i/>
+          <w:color w:val="A6A6A6" w:themeColor="background1" w:themeShade="A6"/>
+        </w:rPr>
+      </w:pPr>
+      <w:r>
+        <w:rPr>
+          <w:i/>
+          <w:color w:val="A6A6A6" w:themeColor="background1" w:themeShade="A6"/>
+        </w:rPr>
+        <w:t>DNS</w:t>
+      </w:r>
+    </w:p>
+    <w:p>
+      <w:pPr>
+        <w:pStyle w:val="Listaszerbekezds"/>
+        <w:rPr>
+          <w:i/>
+          <w:color w:val="A6A6A6" w:themeColor="background1" w:themeShade="A6"/>
+        </w:rPr>
+      </w:pPr>
+      <w:r>
+        <w:rPr>
+          <w:i/>
+          <w:color w:val="A6A6A6" w:themeColor="background1" w:themeShade="A6"/>
+        </w:rPr>
+        <w:t xml:space="preserve">Ad-re mutató </w:t>
+      </w:r>
+      <w:proofErr w:type="spellStart"/>
+      <w:r>
+        <w:rPr>
+          <w:i/>
+          <w:color w:val="A6A6A6" w:themeColor="background1" w:themeShade="A6"/>
+        </w:rPr>
+        <w:t>domainek</w:t>
+      </w:r>
+      <w:proofErr w:type="spellEnd"/>
+      <w:r>
+        <w:rPr>
+          <w:i/>
+          <w:color w:val="A6A6A6" w:themeColor="background1" w:themeShade="A6"/>
+        </w:rPr>
+        <w:t xml:space="preserve">: </w:t>
+      </w:r>
+      <w:proofErr w:type="spellStart"/>
+      <w:r>
+        <w:rPr>
+          <w:i/>
+          <w:color w:val="A6A6A6" w:themeColor="background1" w:themeShade="A6"/>
+        </w:rPr>
+        <w:t>QUBE_production.local</w:t>
+      </w:r>
+      <w:proofErr w:type="spellEnd"/>
+      <w:r>
+        <w:rPr>
+          <w:i/>
+          <w:color w:val="A6A6A6" w:themeColor="background1" w:themeShade="A6"/>
+        </w:rPr>
+        <w:t>;</w:t>
       </w:r>
     </w:p>
     <w:p>
@@ -384,39 +1071,18 @@
           <w:ilvl w:val="0"/>
           <w:numId w:val="1"/>
         </w:numPr>
-      </w:pPr>
-      <w:r>
-        <w:t>DNS</w:t>
-      </w:r>
-    </w:p>
-    <w:p>
-      <w:pPr>
-        <w:pStyle w:val="Listaszerbekezds"/>
-      </w:pPr>
-      <w:r>
-        <w:t xml:space="preserve">Ad-re mutató </w:t>
-      </w:r>
-      <w:proofErr w:type="spellStart"/>
-      <w:r>
-        <w:t>domainek</w:t>
-      </w:r>
-      <w:proofErr w:type="spellEnd"/>
-      <w:r>
-        <w:t xml:space="preserve">: </w:t>
-      </w:r>
-      <w:proofErr w:type="spellStart"/>
-      <w:r>
-        <w:t>QUBE_office.local</w:t>
-      </w:r>
-      <w:proofErr w:type="spellEnd"/>
-      <w:r>
-        <w:t xml:space="preserve">; </w:t>
-      </w:r>
-      <w:proofErr w:type="spellStart"/>
-      <w:r>
-        <w:t>QUBE_bolt.local</w:t>
-      </w:r>
-      <w:proofErr w:type="spellEnd"/>
+        <w:rPr>
+          <w:i/>
+          <w:color w:val="A6A6A6" w:themeColor="background1" w:themeShade="A6"/>
+        </w:rPr>
+      </w:pPr>
+      <w:r>
+        <w:rPr>
+          <w:i/>
+          <w:color w:val="A6A6A6" w:themeColor="background1" w:themeShade="A6"/>
+        </w:rPr>
+        <w:t>RADIUS</w:t>
+      </w:r>
     </w:p>
     <w:p>
       <w:pPr>
@@ -425,18 +1091,59 @@
           <w:ilvl w:val="0"/>
           <w:numId w:val="1"/>
         </w:numPr>
-      </w:pPr>
-      <w:r>
-        <w:t xml:space="preserve">nyomtató szerver beállítások (elég alap dolog, csak kötelező </w:t>
-      </w:r>
-      <w:proofErr w:type="spellStart"/>
-      <w:r>
-        <w:t>kkk</w:t>
-      </w:r>
-      <w:proofErr w:type="spellEnd"/>
-      <w:r>
-        <w:t xml:space="preserve"> szerint)</w:t>
-      </w:r>
+        <w:rPr>
+          <w:i/>
+          <w:color w:val="A6A6A6" w:themeColor="background1" w:themeShade="A6"/>
+        </w:rPr>
+      </w:pPr>
+      <w:r>
+        <w:rPr>
+          <w:i/>
+          <w:color w:val="A6A6A6" w:themeColor="background1" w:themeShade="A6"/>
+        </w:rPr>
+        <w:t>TFTP</w:t>
+      </w:r>
+    </w:p>
+    <w:p>
+      <w:pPr>
+        <w:pStyle w:val="Listaszerbekezds"/>
+        <w:rPr>
+          <w:i/>
+          <w:color w:val="A6A6A6" w:themeColor="background1" w:themeShade="A6"/>
+        </w:rPr>
+      </w:pPr>
+      <w:r>
+        <w:rPr>
+          <w:i/>
+          <w:color w:val="A6A6A6" w:themeColor="background1" w:themeShade="A6"/>
+        </w:rPr>
+        <w:t xml:space="preserve">Fájlszerver a scripthez, ami majd </w:t>
+      </w:r>
+      <w:proofErr w:type="spellStart"/>
+      <w:r>
+        <w:rPr>
+          <w:i/>
+          <w:color w:val="A6A6A6" w:themeColor="background1" w:themeShade="A6"/>
+        </w:rPr>
+        <w:t>fementi</w:t>
+      </w:r>
+      <w:proofErr w:type="spellEnd"/>
+      <w:r>
+        <w:rPr>
+          <w:i/>
+          <w:color w:val="A6A6A6" w:themeColor="background1" w:themeShade="A6"/>
+        </w:rPr>
+        <w:t xml:space="preserve"> oda a </w:t>
+      </w:r>
+      <w:proofErr w:type="spellStart"/>
+      <w:r>
+        <w:rPr>
+          <w:i/>
+          <w:color w:val="A6A6A6" w:themeColor="background1" w:themeShade="A6"/>
+        </w:rPr>
+        <w:t>konfigokat</w:t>
+      </w:r>
+      <w:proofErr w:type="spellEnd"/>
     </w:p>
     <w:p>
       <w:pPr>
@@ -445,853 +1152,33 @@
           <w:ilvl w:val="0"/>
           <w:numId w:val="1"/>
         </w:numPr>
-      </w:pPr>
-      <w:proofErr w:type="spellStart"/>
-      <w:r>
-        <w:t>vss</w:t>
-      </w:r>
-      <w:proofErr w:type="spellEnd"/>
-      <w:r>
-        <w:t xml:space="preserve"> vagy bármilyen szerver redundancia szolgáltatás (minimalizálja a szerver </w:t>
-      </w:r>
-      <w:proofErr w:type="spellStart"/>
-      <w:r>
-        <w:t>kieséséenk</w:t>
-      </w:r>
-      <w:proofErr w:type="spellEnd"/>
-      <w:r>
-        <w:t xml:space="preserve"> idejét és kockázatát, </w:t>
-      </w:r>
-      <w:r>
-        <w:rPr>
-          <w:b/>
-        </w:rPr>
-        <w:t>biztonsági mentés</w:t>
-      </w:r>
-      <w:r>
-        <w:rPr>
-          <w:b/>
-        </w:rPr>
-        <w:t xml:space="preserve"> LINUXON </w:t>
-      </w:r>
-      <w:proofErr w:type="gramStart"/>
-      <w:r>
-        <w:rPr>
-          <w:b/>
-        </w:rPr>
-        <w:t>IS</w:t>
-      </w:r>
-      <w:proofErr w:type="gramEnd"/>
-      <w:r>
-        <w:rPr>
-          <w:b/>
-        </w:rPr>
-        <w:t>!!!!</w:t>
-      </w:r>
-      <w:r>
-        <w:rPr>
-          <w:b/>
-        </w:rPr>
-        <w:t>!</w:t>
-      </w:r>
-      <w:r>
-        <w:t>)</w:t>
-      </w:r>
-    </w:p>
-    <w:p>
-      <w:pPr>
-        <w:pStyle w:val="Cmsor3"/>
-        <w:ind w:firstLine="360"/>
-      </w:pPr>
-      <w:r>
-        <w:t>LINUX_SRV</w:t>
-      </w:r>
-    </w:p>
-    <w:p>
-      <w:pPr>
-        <w:pStyle w:val="Listaszerbekezds"/>
-        <w:numPr>
-          <w:ilvl w:val="0"/>
-          <w:numId w:val="1"/>
-        </w:numPr>
-      </w:pPr>
-      <w:proofErr w:type="spellStart"/>
-      <w:r>
-        <w:t>samba</w:t>
-      </w:r>
-      <w:proofErr w:type="spellEnd"/>
-    </w:p>
-    <w:p>
-      <w:pPr>
-        <w:pStyle w:val="Listaszerbekezds"/>
-        <w:numPr>
-          <w:ilvl w:val="0"/>
-          <w:numId w:val="1"/>
-        </w:numPr>
-      </w:pPr>
-      <w:proofErr w:type="spellStart"/>
-      <w:r>
-        <w:t>radius</w:t>
-      </w:r>
-      <w:proofErr w:type="spellEnd"/>
-    </w:p>
-    <w:p>
-      <w:pPr>
-        <w:pStyle w:val="Listaszerbekezds"/>
-        <w:numPr>
-          <w:ilvl w:val="0"/>
-          <w:numId w:val="1"/>
-        </w:numPr>
-      </w:pPr>
-      <w:r>
-        <w:t>TFTP</w:t>
-      </w:r>
-    </w:p>
-    <w:p>
-      <w:pPr>
-        <w:pStyle w:val="Listaszerbekezds"/>
-      </w:pPr>
-      <w:r>
-        <w:t xml:space="preserve">Fájlszerver a scripthez, ami majd </w:t>
-      </w:r>
-      <w:proofErr w:type="spellStart"/>
-      <w:r>
-        <w:t>fementi</w:t>
-      </w:r>
-      <w:proofErr w:type="spellEnd"/>
-      <w:r>
-        <w:t xml:space="preserve"> oda a </w:t>
-      </w:r>
-      <w:proofErr w:type="spellStart"/>
-      <w:r>
-        <w:t>konfigokat</w:t>
-      </w:r>
-      <w:proofErr w:type="spellEnd"/>
-    </w:p>
-    <w:p>
-      <w:pPr>
-        <w:pStyle w:val="Listaszerbekezds"/>
-        <w:numPr>
-          <w:ilvl w:val="0"/>
-          <w:numId w:val="1"/>
-        </w:numPr>
-      </w:pPr>
-      <w:r>
+        <w:rPr>
+          <w:i/>
+          <w:color w:val="A6A6A6" w:themeColor="background1" w:themeShade="A6"/>
+        </w:rPr>
+      </w:pPr>
+      <w:r>
+        <w:rPr>
+          <w:i/>
+          <w:color w:val="A6A6A6" w:themeColor="background1" w:themeShade="A6"/>
+        </w:rPr>
         <w:t xml:space="preserve">NTP </w:t>
       </w:r>
     </w:p>
     <w:p>
       <w:pPr>
         <w:pStyle w:val="Listaszerbekezds"/>
-      </w:pPr>
-      <w:r>
-        <w:t>ez ennyi</w:t>
-      </w:r>
-      <w:r>
-        <w:t>, ketyeg, minden</w:t>
-      </w:r>
-    </w:p>
-    <w:p>
-      <w:pPr>
-        <w:pStyle w:val="Cmsor2"/>
-        <w:rPr>
-          <w:b/>
-          <w:color w:val="FF0000"/>
-        </w:rPr>
-      </w:pPr>
-      <w:proofErr w:type="spellStart"/>
-      <w:r>
-        <w:rPr>
-          <w:i/>
-          <w:color w:val="A6A6A6" w:themeColor="background1" w:themeShade="A6"/>
-        </w:rPr>
-        <w:lastRenderedPageBreak/>
-        <w:t>Qube</w:t>
-      </w:r>
-      <w:proofErr w:type="spellEnd"/>
-      <w:r>
-        <w:rPr>
-          <w:i/>
-          <w:color w:val="A6A6A6" w:themeColor="background1" w:themeShade="A6"/>
-        </w:rPr>
-        <w:t xml:space="preserve"> </w:t>
-      </w:r>
-      <w:proofErr w:type="spellStart"/>
-      <w:r>
-        <w:rPr>
-          <w:i/>
-          <w:color w:val="A6A6A6" w:themeColor="background1" w:themeShade="A6"/>
-        </w:rPr>
-        <w:t>MiniPC</w:t>
-      </w:r>
-      <w:proofErr w:type="spellEnd"/>
-      <w:r>
-        <w:rPr>
-          <w:i/>
-          <w:color w:val="A6A6A6" w:themeColor="background1" w:themeShade="A6"/>
-        </w:rPr>
-        <w:t xml:space="preserve"> gyár (Győr)</w:t>
-      </w:r>
-      <w:r>
-        <w:rPr>
-          <w:i/>
-          <w:color w:val="A6A6A6" w:themeColor="background1" w:themeShade="A6"/>
-        </w:rPr>
-        <w:t xml:space="preserve"> </w:t>
-      </w:r>
-      <w:r>
-        <w:rPr>
-          <w:b/>
-          <w:color w:val="FF0000"/>
-        </w:rPr>
-        <w:t>NEM KELL MEGVALÓSÍTANI</w:t>
-      </w:r>
-      <w:proofErr w:type="gramStart"/>
-      <w:r>
-        <w:rPr>
-          <w:b/>
-          <w:color w:val="FF0000"/>
-        </w:rPr>
-        <w:t>!!!</w:t>
-      </w:r>
-      <w:proofErr w:type="gramEnd"/>
-    </w:p>
-    <w:p>
-      <w:pPr>
-        <w:pStyle w:val="Cmsor3"/>
-        <w:ind w:firstLine="360"/>
-        <w:rPr>
-          <w:i/>
-          <w:color w:val="A6A6A6" w:themeColor="background1" w:themeShade="A6"/>
-        </w:rPr>
-      </w:pPr>
-      <w:r>
-        <w:rPr>
-          <w:i/>
-          <w:color w:val="A6A6A6" w:themeColor="background1" w:themeShade="A6"/>
-        </w:rPr>
-        <w:t>TERMELES_SRV</w:t>
-      </w:r>
-    </w:p>
-    <w:p>
-      <w:pPr>
-        <w:pStyle w:val="Listaszerbekezds"/>
-        <w:numPr>
-          <w:ilvl w:val="0"/>
-          <w:numId w:val="1"/>
-        </w:numPr>
-        <w:rPr>
-          <w:i/>
-          <w:color w:val="A6A6A6" w:themeColor="background1" w:themeShade="A6"/>
-        </w:rPr>
-      </w:pPr>
-      <w:proofErr w:type="spellStart"/>
-      <w:r>
-        <w:rPr>
-          <w:bCs/>
-          <w:i/>
-          <w:color w:val="A6A6A6" w:themeColor="background1" w:themeShade="A6"/>
-        </w:rPr>
-        <w:t>Active</w:t>
-      </w:r>
-      <w:proofErr w:type="spellEnd"/>
-      <w:r>
-        <w:rPr>
-          <w:bCs/>
-          <w:i/>
-          <w:color w:val="A6A6A6" w:themeColor="background1" w:themeShade="A6"/>
-        </w:rPr>
-        <w:t xml:space="preserve"> </w:t>
-      </w:r>
-      <w:proofErr w:type="spellStart"/>
-      <w:r>
-        <w:rPr>
-          <w:bCs/>
-          <w:i/>
-          <w:color w:val="A6A6A6" w:themeColor="background1" w:themeShade="A6"/>
-        </w:rPr>
-        <w:t>Dire</w:t>
-      </w:r>
-      <w:bookmarkStart w:id="0" w:name="_GoBack"/>
-      <w:bookmarkEnd w:id="0"/>
-      <w:r>
-        <w:rPr>
-          <w:bCs/>
-          <w:i/>
-          <w:color w:val="A6A6A6" w:themeColor="background1" w:themeShade="A6"/>
-        </w:rPr>
-        <w:t>ctory</w:t>
-      </w:r>
-      <w:proofErr w:type="spellEnd"/>
-      <w:r>
-        <w:rPr>
-          <w:i/>
-          <w:color w:val="A6A6A6" w:themeColor="background1" w:themeShade="A6"/>
-        </w:rPr>
-        <w:t xml:space="preserve"> (minden részleg kapjon külön OU-t (</w:t>
-      </w:r>
-      <w:proofErr w:type="spellStart"/>
-      <w:r>
-        <w:rPr>
-          <w:i/>
-          <w:color w:val="A6A6A6" w:themeColor="background1" w:themeShade="A6"/>
-        </w:rPr>
-        <w:t>valnok</w:t>
-      </w:r>
-      <w:proofErr w:type="spellEnd"/>
-      <w:r>
-        <w:rPr>
-          <w:i/>
-          <w:color w:val="A6A6A6" w:themeColor="background1" w:themeShade="A6"/>
-        </w:rPr>
-        <w:t xml:space="preserve"> szerint kivéve </w:t>
-      </w:r>
-      <w:proofErr w:type="spellStart"/>
-      <w:r>
-        <w:rPr>
-          <w:i/>
-          <w:color w:val="A6A6A6" w:themeColor="background1" w:themeShade="A6"/>
-        </w:rPr>
-        <w:t>guest,admin</w:t>
-      </w:r>
-      <w:proofErr w:type="spellEnd"/>
-      <w:r>
-        <w:rPr>
-          <w:i/>
-          <w:color w:val="A6A6A6" w:themeColor="background1" w:themeShade="A6"/>
-        </w:rPr>
-        <w:t xml:space="preserve">, és </w:t>
-      </w:r>
-      <w:proofErr w:type="spellStart"/>
-      <w:r>
-        <w:rPr>
-          <w:i/>
-          <w:color w:val="A6A6A6" w:themeColor="background1" w:themeShade="A6"/>
-        </w:rPr>
-        <w:t>native</w:t>
-      </w:r>
-      <w:proofErr w:type="spellEnd"/>
-      <w:r>
-        <w:rPr>
-          <w:i/>
-          <w:color w:val="A6A6A6" w:themeColor="background1" w:themeShade="A6"/>
-        </w:rPr>
-        <w:t xml:space="preserve"> </w:t>
-      </w:r>
-      <w:proofErr w:type="spellStart"/>
-      <w:r>
-        <w:rPr>
-          <w:i/>
-          <w:color w:val="A6A6A6" w:themeColor="background1" w:themeShade="A6"/>
-        </w:rPr>
-        <w:t>vlan</w:t>
-      </w:r>
-      <w:proofErr w:type="spellEnd"/>
-      <w:r>
-        <w:rPr>
-          <w:i/>
-          <w:color w:val="A6A6A6" w:themeColor="background1" w:themeShade="A6"/>
-        </w:rPr>
-        <w:t xml:space="preserve">) legyen létrehozva pár minta felhasználó és minden </w:t>
-      </w:r>
-      <w:proofErr w:type="gramStart"/>
-      <w:r>
-        <w:rPr>
-          <w:i/>
-          <w:color w:val="A6A6A6" w:themeColor="background1" w:themeShade="A6"/>
-        </w:rPr>
-        <w:t>kolléga</w:t>
-      </w:r>
-      <w:proofErr w:type="gramEnd"/>
-      <w:r>
-        <w:rPr>
-          <w:i/>
-          <w:color w:val="A6A6A6" w:themeColor="background1" w:themeShade="A6"/>
-        </w:rPr>
-        <w:t xml:space="preserve"> legyen </w:t>
-      </w:r>
-      <w:proofErr w:type="spellStart"/>
-      <w:r>
-        <w:rPr>
-          <w:i/>
-          <w:color w:val="A6A6A6" w:themeColor="background1" w:themeShade="A6"/>
-        </w:rPr>
-        <w:t>ezkeben</w:t>
-      </w:r>
-      <w:proofErr w:type="spellEnd"/>
-      <w:r>
-        <w:rPr>
-          <w:i/>
-          <w:color w:val="A6A6A6" w:themeColor="background1" w:themeShade="A6"/>
-        </w:rPr>
-        <w:t xml:space="preserve"> elrendezve. </w:t>
-      </w:r>
-    </w:p>
-    <w:p>
-      <w:pPr>
-        <w:pStyle w:val="Listaszerbekezds"/>
-        <w:rPr>
-          <w:i/>
-          <w:color w:val="A6A6A6" w:themeColor="background1" w:themeShade="A6"/>
-        </w:rPr>
-      </w:pPr>
-      <w:r>
-        <w:rPr>
-          <w:i/>
-          <w:color w:val="A6A6A6" w:themeColor="background1" w:themeShade="A6"/>
-        </w:rPr>
-        <w:t xml:space="preserve">Mindenki kapjon egy saját meghajtót </w:t>
-      </w:r>
-      <w:proofErr w:type="gramStart"/>
-      <w:r>
-        <w:rPr>
-          <w:i/>
-          <w:color w:val="A6A6A6" w:themeColor="background1" w:themeShade="A6"/>
-        </w:rPr>
-        <w:t>virtuálisan</w:t>
-      </w:r>
-      <w:proofErr w:type="gramEnd"/>
-      <w:r>
-        <w:rPr>
-          <w:i/>
-          <w:color w:val="A6A6A6" w:themeColor="background1" w:themeShade="A6"/>
-        </w:rPr>
-        <w:t>, és lássanak részlegenként egy közös virtuális meghajtót.</w:t>
-      </w:r>
-    </w:p>
-    <w:p>
-      <w:pPr>
-        <w:pStyle w:val="Listaszerbekezds"/>
-        <w:numPr>
-          <w:ilvl w:val="1"/>
-          <w:numId w:val="1"/>
-        </w:numPr>
-        <w:rPr>
-          <w:i/>
-          <w:color w:val="A6A6A6" w:themeColor="background1" w:themeShade="A6"/>
-        </w:rPr>
-      </w:pPr>
-      <w:r>
-        <w:rPr>
-          <w:i/>
-          <w:color w:val="A6A6A6" w:themeColor="background1" w:themeShade="A6"/>
-        </w:rPr>
-        <w:t>Közös háttérkép</w:t>
-      </w:r>
-    </w:p>
-    <w:p>
-      <w:pPr>
-        <w:pStyle w:val="Listaszerbekezds"/>
-        <w:numPr>
-          <w:ilvl w:val="1"/>
-          <w:numId w:val="1"/>
-        </w:numPr>
-        <w:rPr>
-          <w:i/>
-          <w:color w:val="A6A6A6" w:themeColor="background1" w:themeShade="A6"/>
-        </w:rPr>
-      </w:pPr>
-      <w:r>
-        <w:rPr>
-          <w:i/>
-          <w:color w:val="A6A6A6" w:themeColor="background1" w:themeShade="A6"/>
-        </w:rPr>
-        <w:t>Előre letöltött alkalmazások</w:t>
-      </w:r>
-    </w:p>
-    <w:p>
-      <w:pPr>
-        <w:pStyle w:val="Listaszerbekezds"/>
-        <w:numPr>
-          <w:ilvl w:val="1"/>
-          <w:numId w:val="1"/>
-        </w:numPr>
-        <w:rPr>
-          <w:i/>
-          <w:color w:val="A6A6A6" w:themeColor="background1" w:themeShade="A6"/>
-        </w:rPr>
-      </w:pPr>
-      <w:r>
-        <w:rPr>
-          <w:i/>
-          <w:color w:val="A6A6A6" w:themeColor="background1" w:themeShade="A6"/>
-        </w:rPr>
-        <w:t>Jelszópolitika</w:t>
-      </w:r>
-    </w:p>
-    <w:p>
-      <w:pPr>
-        <w:pStyle w:val="Listaszerbekezds"/>
-        <w:numPr>
-          <w:ilvl w:val="1"/>
-          <w:numId w:val="1"/>
-        </w:numPr>
-        <w:rPr>
-          <w:i/>
-          <w:color w:val="A6A6A6" w:themeColor="background1" w:themeShade="A6"/>
-        </w:rPr>
-      </w:pPr>
-      <w:r>
-        <w:rPr>
-          <w:i/>
-          <w:color w:val="A6A6A6" w:themeColor="background1" w:themeShade="A6"/>
-        </w:rPr>
-        <w:t>Ne lehessen személyre szabni</w:t>
-      </w:r>
-    </w:p>
-    <w:p>
-      <w:pPr>
-        <w:pStyle w:val="Listaszerbekezds"/>
-        <w:numPr>
-          <w:ilvl w:val="1"/>
-          <w:numId w:val="1"/>
-        </w:numPr>
-        <w:rPr>
-          <w:i/>
-          <w:color w:val="A6A6A6" w:themeColor="background1" w:themeShade="A6"/>
-        </w:rPr>
-      </w:pPr>
-      <w:r>
-        <w:rPr>
-          <w:i/>
-          <w:color w:val="A6A6A6" w:themeColor="background1" w:themeShade="A6"/>
-        </w:rPr>
-        <w:t>Saját meghajtó</w:t>
-      </w:r>
-    </w:p>
-    <w:p>
-      <w:pPr>
-        <w:pStyle w:val="Listaszerbekezds"/>
-        <w:numPr>
-          <w:ilvl w:val="0"/>
-          <w:numId w:val="1"/>
-        </w:numPr>
-        <w:rPr>
-          <w:i/>
-          <w:color w:val="A6A6A6" w:themeColor="background1" w:themeShade="A6"/>
-        </w:rPr>
-      </w:pPr>
-      <w:r>
-        <w:rPr>
-          <w:i/>
-          <w:color w:val="A6A6A6" w:themeColor="background1" w:themeShade="A6"/>
-        </w:rPr>
-        <w:t xml:space="preserve">DHCP </w:t>
-      </w:r>
-    </w:p>
-    <w:p>
-      <w:pPr>
-        <w:pStyle w:val="Listaszerbekezds"/>
-        <w:rPr>
-          <w:i/>
-          <w:color w:val="A6A6A6" w:themeColor="background1" w:themeShade="A6"/>
-        </w:rPr>
-      </w:pPr>
-      <w:r>
-        <w:rPr>
-          <w:i/>
-          <w:color w:val="A6A6A6" w:themeColor="background1" w:themeShade="A6"/>
-        </w:rPr>
-        <w:t xml:space="preserve">Csak ipv4, </w:t>
-      </w:r>
-      <w:proofErr w:type="spellStart"/>
-      <w:r>
-        <w:rPr>
-          <w:i/>
-          <w:color w:val="A6A6A6" w:themeColor="background1" w:themeShade="A6"/>
-        </w:rPr>
-        <w:t>vlanok</w:t>
-      </w:r>
-      <w:proofErr w:type="spellEnd"/>
-      <w:r>
-        <w:rPr>
-          <w:i/>
-          <w:color w:val="A6A6A6" w:themeColor="background1" w:themeShade="A6"/>
-        </w:rPr>
-        <w:t xml:space="preserve"> szerint minden </w:t>
-      </w:r>
-      <w:proofErr w:type="spellStart"/>
-      <w:r>
-        <w:rPr>
-          <w:i/>
-          <w:color w:val="A6A6A6" w:themeColor="background1" w:themeShade="A6"/>
-        </w:rPr>
-        <w:t>vlanba</w:t>
-      </w:r>
-      <w:proofErr w:type="spellEnd"/>
-      <w:r>
-        <w:rPr>
-          <w:i/>
-          <w:color w:val="A6A6A6" w:themeColor="background1" w:themeShade="A6"/>
-        </w:rPr>
-        <w:t xml:space="preserve">, kivéve </w:t>
-      </w:r>
-      <w:proofErr w:type="spellStart"/>
-      <w:r>
-        <w:rPr>
-          <w:i/>
-          <w:color w:val="A6A6A6" w:themeColor="background1" w:themeShade="A6"/>
-        </w:rPr>
-        <w:t>admin</w:t>
-      </w:r>
-      <w:proofErr w:type="spellEnd"/>
-      <w:r>
-        <w:rPr>
-          <w:i/>
-          <w:color w:val="A6A6A6" w:themeColor="background1" w:themeShade="A6"/>
-        </w:rPr>
-        <w:t xml:space="preserve">, </w:t>
-      </w:r>
-      <w:proofErr w:type="spellStart"/>
-      <w:r>
-        <w:rPr>
-          <w:i/>
-          <w:color w:val="A6A6A6" w:themeColor="background1" w:themeShade="A6"/>
-        </w:rPr>
-        <w:t>native</w:t>
-      </w:r>
-      <w:proofErr w:type="spellEnd"/>
-      <w:r>
-        <w:rPr>
-          <w:i/>
-          <w:color w:val="A6A6A6" w:themeColor="background1" w:themeShade="A6"/>
-        </w:rPr>
-        <w:t xml:space="preserve">, 10dik címtől </w:t>
-      </w:r>
-      <w:proofErr w:type="gramStart"/>
-      <w:r>
-        <w:rPr>
-          <w:i/>
-          <w:color w:val="A6A6A6" w:themeColor="background1" w:themeShade="A6"/>
-        </w:rPr>
-        <w:t>osszon</w:t>
-      </w:r>
-      <w:proofErr w:type="gramEnd"/>
-      <w:r>
-        <w:rPr>
-          <w:i/>
-          <w:color w:val="A6A6A6" w:themeColor="background1" w:themeShade="A6"/>
-        </w:rPr>
-        <w:t xml:space="preserve"> jó sokat oszthat főleg </w:t>
-      </w:r>
-      <w:proofErr w:type="spellStart"/>
-      <w:r>
-        <w:rPr>
-          <w:i/>
-          <w:color w:val="A6A6A6" w:themeColor="background1" w:themeShade="A6"/>
-        </w:rPr>
-        <w:t>guestben</w:t>
-      </w:r>
-      <w:proofErr w:type="spellEnd"/>
-      <w:r>
-        <w:rPr>
-          <w:i/>
-          <w:color w:val="A6A6A6" w:themeColor="background1" w:themeShade="A6"/>
-        </w:rPr>
-        <w:t>. 24 óráig tartsa a címet</w:t>
-      </w:r>
-    </w:p>
-    <w:p>
-      <w:pPr>
-        <w:pStyle w:val="Listaszerbekezds"/>
-        <w:numPr>
-          <w:ilvl w:val="0"/>
-          <w:numId w:val="1"/>
-        </w:numPr>
-        <w:rPr>
-          <w:i/>
-          <w:color w:val="A6A6A6" w:themeColor="background1" w:themeShade="A6"/>
-        </w:rPr>
-      </w:pPr>
-      <w:r>
-        <w:rPr>
-          <w:i/>
-          <w:color w:val="A6A6A6" w:themeColor="background1" w:themeShade="A6"/>
-        </w:rPr>
-        <w:t>DNS</w:t>
-      </w:r>
-    </w:p>
-    <w:p>
-      <w:pPr>
-        <w:pStyle w:val="Listaszerbekezds"/>
-        <w:rPr>
-          <w:i/>
-          <w:color w:val="A6A6A6" w:themeColor="background1" w:themeShade="A6"/>
-        </w:rPr>
-      </w:pPr>
-      <w:r>
-        <w:rPr>
-          <w:i/>
-          <w:color w:val="A6A6A6" w:themeColor="background1" w:themeShade="A6"/>
-        </w:rPr>
-        <w:t xml:space="preserve">Ad-re mutató </w:t>
-      </w:r>
-      <w:proofErr w:type="spellStart"/>
-      <w:r>
-        <w:rPr>
-          <w:i/>
-          <w:color w:val="A6A6A6" w:themeColor="background1" w:themeShade="A6"/>
-        </w:rPr>
-        <w:t>domainek</w:t>
-      </w:r>
-      <w:proofErr w:type="spellEnd"/>
-      <w:r>
-        <w:rPr>
-          <w:i/>
-          <w:color w:val="A6A6A6" w:themeColor="background1" w:themeShade="A6"/>
-        </w:rPr>
-        <w:t xml:space="preserve">: </w:t>
-      </w:r>
-      <w:proofErr w:type="spellStart"/>
-      <w:r>
-        <w:rPr>
-          <w:i/>
-          <w:color w:val="A6A6A6" w:themeColor="background1" w:themeShade="A6"/>
-        </w:rPr>
-        <w:t>QUBE_production.local</w:t>
-      </w:r>
-      <w:proofErr w:type="spellEnd"/>
-      <w:r>
-        <w:rPr>
-          <w:i/>
-          <w:color w:val="A6A6A6" w:themeColor="background1" w:themeShade="A6"/>
-        </w:rPr>
-        <w:t>;</w:t>
-      </w:r>
-    </w:p>
-    <w:p>
-      <w:pPr>
-        <w:pStyle w:val="Listaszerbekezds"/>
-        <w:numPr>
-          <w:ilvl w:val="0"/>
-          <w:numId w:val="1"/>
-        </w:numPr>
-        <w:rPr>
-          <w:i/>
-          <w:color w:val="A6A6A6" w:themeColor="background1" w:themeShade="A6"/>
-        </w:rPr>
-      </w:pPr>
-      <w:r>
-        <w:rPr>
-          <w:i/>
-          <w:color w:val="A6A6A6" w:themeColor="background1" w:themeShade="A6"/>
-        </w:rPr>
-        <w:t>RADIUS</w:t>
-      </w:r>
-    </w:p>
-    <w:p>
-      <w:pPr>
-        <w:pStyle w:val="Listaszerbekezds"/>
-        <w:numPr>
-          <w:ilvl w:val="0"/>
-          <w:numId w:val="1"/>
-        </w:numPr>
-        <w:rPr>
-          <w:i/>
-          <w:color w:val="A6A6A6" w:themeColor="background1" w:themeShade="A6"/>
-        </w:rPr>
-      </w:pPr>
-      <w:r>
-        <w:rPr>
-          <w:i/>
-          <w:color w:val="A6A6A6" w:themeColor="background1" w:themeShade="A6"/>
-        </w:rPr>
-        <w:t>TFTP</w:t>
-      </w:r>
-    </w:p>
-    <w:p>
-      <w:pPr>
-        <w:pStyle w:val="Listaszerbekezds"/>
-        <w:rPr>
-          <w:i/>
-          <w:color w:val="A6A6A6" w:themeColor="background1" w:themeShade="A6"/>
-        </w:rPr>
-      </w:pPr>
-      <w:proofErr w:type="gramStart"/>
-      <w:r>
-        <w:rPr>
-          <w:i/>
-          <w:color w:val="A6A6A6" w:themeColor="background1" w:themeShade="A6"/>
-        </w:rPr>
-        <w:t>Fájl</w:t>
-      </w:r>
-      <w:proofErr w:type="gramEnd"/>
-      <w:r>
-        <w:rPr>
-          <w:i/>
-          <w:color w:val="A6A6A6" w:themeColor="background1" w:themeShade="A6"/>
-        </w:rPr>
-        <w:t xml:space="preserve">szerver a scripthez, ami majd </w:t>
-      </w:r>
-      <w:proofErr w:type="spellStart"/>
-      <w:r>
-        <w:rPr>
-          <w:i/>
-          <w:color w:val="A6A6A6" w:themeColor="background1" w:themeShade="A6"/>
-        </w:rPr>
-        <w:t>fementi</w:t>
-      </w:r>
-      <w:proofErr w:type="spellEnd"/>
-      <w:r>
-        <w:rPr>
-          <w:i/>
-          <w:color w:val="A6A6A6" w:themeColor="background1" w:themeShade="A6"/>
-        </w:rPr>
-        <w:t xml:space="preserve"> oda a </w:t>
-      </w:r>
-      <w:proofErr w:type="spellStart"/>
-      <w:r>
-        <w:rPr>
-          <w:i/>
-          <w:color w:val="A6A6A6" w:themeColor="background1" w:themeShade="A6"/>
-        </w:rPr>
-        <w:t>konfigokat</w:t>
-      </w:r>
-      <w:proofErr w:type="spellEnd"/>
-    </w:p>
-    <w:p>
-      <w:pPr>
-        <w:pStyle w:val="Listaszerbekezds"/>
-        <w:numPr>
-          <w:ilvl w:val="0"/>
-          <w:numId w:val="1"/>
-        </w:numPr>
-        <w:rPr>
-          <w:i/>
-          <w:color w:val="A6A6A6" w:themeColor="background1" w:themeShade="A6"/>
-        </w:rPr>
-      </w:pPr>
-      <w:r>
-        <w:rPr>
-          <w:i/>
-          <w:color w:val="A6A6A6" w:themeColor="background1" w:themeShade="A6"/>
-        </w:rPr>
-        <w:t xml:space="preserve">NTP </w:t>
-      </w:r>
-    </w:p>
-    <w:p>
-      <w:pPr>
-        <w:pStyle w:val="Listaszerbekezds"/>
-        <w:rPr>
-          <w:i/>
-          <w:color w:val="A6A6A6" w:themeColor="background1" w:themeShade="A6"/>
-        </w:rPr>
-      </w:pPr>
-      <w:proofErr w:type="gramStart"/>
-      <w:r>
-        <w:rPr>
-          <w:i/>
-          <w:color w:val="A6A6A6" w:themeColor="background1" w:themeShade="A6"/>
-        </w:rPr>
-        <w:t>ez</w:t>
-      </w:r>
-      <w:proofErr w:type="gramEnd"/>
-      <w:r>
-        <w:rPr>
-          <w:i/>
-          <w:color w:val="A6A6A6" w:themeColor="background1" w:themeShade="A6"/>
-        </w:rPr>
-        <w:t xml:space="preserve"> ennyi, ketyeg, minden</w:t>
+        <w:rPr>
+          <w:i/>
+          <w:color w:val="A6A6A6" w:themeColor="background1" w:themeShade="A6"/>
+        </w:rPr>
+      </w:pPr>
+      <w:r>
+        <w:rPr>
+          <w:i/>
+          <w:color w:val="A6A6A6" w:themeColor="background1" w:themeShade="A6"/>
+        </w:rPr>
+        <w:t>ez ennyi, ketyeg, minden</w:t>
       </w:r>
     </w:p>
     <w:sectPr>
@@ -1305,7 +1192,7 @@
 </file>
 
 <file path=word/numbering.xml><?xml version="1.0" encoding="utf-8"?>
-<w:numbering xmlns:wpc="http://schemas.microsoft.com/office/word/2010/wordprocessingCanvas" xmlns:cx="http://schemas.microsoft.com/office/drawing/2014/chartex" xmlns:cx1="http://schemas.microsoft.com/office/drawing/2015/9/8/chartex" xmlns:mc="http://schemas.openxmlformats.org/markup-compatibility/2006" xmlns:o="urn:schemas-microsoft-com:office:office" xmlns:r="http://schemas.openxmlformats.org/officeDocument/2006/relationships" xmlns:m="http://schemas.openxmlformats.org/officeDocument/2006/math" xmlns:v="urn:schemas-microsoft-com:vml" xmlns:wp14="http://schemas.microsoft.com/office/word/2010/wordprocessingDrawing" xmlns:wp="http://schemas.openxmlformats.org/drawingml/2006/wordprocessingDrawing" xmlns:w10="urn:schemas-microsoft-com:office:word" xmlns:w="http://schemas.openxmlformats.org/wordprocessingml/2006/main" xmlns:w14="http://schemas.microsoft.com/office/word/2010/wordml" xmlns:w15="http://schemas.microsoft.com/office/word/2012/wordml" xmlns:w16se="http://schemas.microsoft.com/office/word/2015/wordml/symex" xmlns:wpg="http://schemas.microsoft.com/office/word/2010/wordprocessingGroup" xmlns:wpi="http://schemas.microsoft.com/office/word/2010/wordprocessingInk" xmlns:wne="http://schemas.microsoft.com/office/word/2006/wordml" xmlns:wps="http://schemas.microsoft.com/office/word/2010/wordprocessingShape" mc:Ignorable="w14 w15 w16se wp14">
+<w:numbering xmlns:wpc="http://schemas.microsoft.com/office/word/2010/wordprocessingCanvas" xmlns:cx="http://schemas.microsoft.com/office/drawing/2014/chartex" xmlns:cx1="http://schemas.microsoft.com/office/drawing/2015/9/8/chartex" xmlns:cx2="http://schemas.microsoft.com/office/drawing/2015/10/21/chartex" xmlns:cx3="http://schemas.microsoft.com/office/drawing/2016/5/9/chartex" xmlns:cx4="http://schemas.microsoft.com/office/drawing/2016/5/10/chartex" xmlns:cx5="http://schemas.microsoft.com/office/drawing/2016/5/11/chartex" xmlns:cx6="http://schemas.microsoft.com/office/drawing/2016/5/12/chartex" xmlns:cx7="http://schemas.microsoft.com/office/drawing/2016/5/13/chartex" xmlns:cx8="http://schemas.microsoft.com/office/drawing/2016/5/14/chartex" xmlns:mc="http://schemas.openxmlformats.org/markup-compatibility/2006" xmlns:aink="http://schemas.microsoft.com/office/drawing/2016/ink" xmlns:am3d="http://schemas.microsoft.com/office/drawing/2017/model3d" xmlns:o="urn:schemas-microsoft-com:office:office" xmlns:oel="http://schemas.microsoft.com/office/2019/extlst" xmlns:r="http://schemas.openxmlformats.org/officeDocument/2006/relationships" xmlns:m="http://schemas.openxmlformats.org/officeDocument/2006/math" xmlns:v="urn:schemas-microsoft-com:vml" xmlns:wp14="http://schemas.microsoft.com/office/word/2010/wordprocessingDrawing" xmlns:wp="http://schemas.openxmlformats.org/drawingml/2006/wordprocessingDrawing" xmlns:w10="urn:schemas-microsoft-com:office:word" xmlns:w="http://schemas.openxmlformats.org/wordprocessingml/2006/main" xmlns:w14="http://schemas.microsoft.com/office/word/2010/wordml" xmlns:w15="http://schemas.microsoft.com/office/word/2012/wordml" xmlns:w16cex="http://schemas.microsoft.com/office/word/2018/wordml/cex" xmlns:w16cid="http://schemas.microsoft.com/office/word/2016/wordml/cid" xmlns:w16="http://schemas.microsoft.com/office/word/2018/wordml" xmlns:w16du="http://schemas.microsoft.com/office/word/2023/wordml/word16du" xmlns:w16sdtdh="http://schemas.microsoft.com/office/word/2020/wordml/sdtdatahash" xmlns:w16sdtfl="http://schemas.microsoft.com/office/word/2024/wordml/sdtformatlock" xmlns:w16se="http://schemas.microsoft.com/office/word/2015/wordml/symex" xmlns:wpg="http://schemas.microsoft.com/office/word/2010/wordprocessingGroup" xmlns:wpi="http://schemas.microsoft.com/office/word/2010/wordprocessingInk" xmlns:wne="http://schemas.microsoft.com/office/word/2006/wordml" xmlns:wps="http://schemas.microsoft.com/office/word/2010/wordprocessingShape" mc:Ignorable="w14 w15 w16se w16cid w16 w16cex w16sdtdh w16sdtfl w16du wp14">
   <w:abstractNum w:abstractNumId="0" w15:restartNumberingAfterBreak="0">
     <w:nsid w:val="7AC51E45"/>
     <w:multiLevelType w:val="hybridMultilevel"/>
@@ -1418,14 +1305,14 @@
       </w:rPr>
     </w:lvl>
   </w:abstractNum>
-  <w:num w:numId="1">
+  <w:num w:numId="1" w16cid:durableId="1659650686">
     <w:abstractNumId w:val="0"/>
   </w:num>
 </w:numbering>
 </file>
 
 <file path=word/styles.xml><?xml version="1.0" encoding="utf-8"?>
-<w:styles xmlns:mc="http://schemas.openxmlformats.org/markup-compatibility/2006" xmlns:r="http://schemas.openxmlformats.org/officeDocument/2006/relationships" xmlns:w="http://schemas.openxmlformats.org/wordprocessingml/2006/main" xmlns:w14="http://schemas.microsoft.com/office/word/2010/wordml" xmlns:w15="http://schemas.microsoft.com/office/word/2012/wordml" xmlns:w16se="http://schemas.microsoft.com/office/word/2015/wordml/symex" mc:Ignorable="w14 w15 w16se">
+<w:styles xmlns:mc="http://schemas.openxmlformats.org/markup-compatibility/2006" xmlns:r="http://schemas.openxmlformats.org/officeDocument/2006/relationships" xmlns:w="http://schemas.openxmlformats.org/wordprocessingml/2006/main" xmlns:w14="http://schemas.microsoft.com/office/word/2010/wordml" xmlns:w15="http://schemas.microsoft.com/office/word/2012/wordml" xmlns:w16cex="http://schemas.microsoft.com/office/word/2018/wordml/cex" xmlns:w16cid="http://schemas.microsoft.com/office/word/2016/wordml/cid" xmlns:w16="http://schemas.microsoft.com/office/word/2018/wordml" xmlns:w16du="http://schemas.microsoft.com/office/word/2023/wordml/word16du" xmlns:w16sdtdh="http://schemas.microsoft.com/office/word/2020/wordml/sdtdatahash" xmlns:w16sdtfl="http://schemas.microsoft.com/office/word/2024/wordml/sdtformatlock" xmlns:w16se="http://schemas.microsoft.com/office/word/2015/wordml/symex" mc:Ignorable="w14 w15 w16se w16cid w16 w16cex w16sdtdh w16sdtfl w16du">
   <w:docDefaults>
     <w:rPrDefault>
       <w:rPr>
@@ -1443,7 +1330,7 @@
       </w:pPr>
     </w:pPrDefault>
   </w:docDefaults>
-  <w:latentStyles w:defLockedState="0" w:defUIPriority="99" w:defSemiHidden="0" w:defUnhideWhenUsed="0" w:defQFormat="0" w:count="371">
+  <w:latentStyles w:defLockedState="0" w:defUIPriority="99" w:defSemiHidden="0" w:defUnhideWhenUsed="0" w:defQFormat="0" w:count="376">
     <w:lsdException w:name="Normal" w:uiPriority="0" w:qFormat="1"/>
     <w:lsdException w:name="heading 1" w:uiPriority="9" w:qFormat="1"/>
     <w:lsdException w:name="heading 2" w:semiHidden="1" w:uiPriority="9" w:unhideWhenUsed="1" w:qFormat="1"/>
@@ -1815,6 +1702,11 @@
     <w:lsdException w:name="List Table 5 Dark Accent 6" w:uiPriority="50"/>
     <w:lsdException w:name="List Table 6 Colorful Accent 6" w:uiPriority="51"/>
     <w:lsdException w:name="List Table 7 Colorful Accent 6" w:uiPriority="52"/>
+    <w:lsdException w:name="Mention" w:semiHidden="1" w:unhideWhenUsed="1"/>
+    <w:lsdException w:name="Smart Hyperlink" w:semiHidden="1" w:unhideWhenUsed="1"/>
+    <w:lsdException w:name="Hashtag" w:semiHidden="1" w:unhideWhenUsed="1"/>
+    <w:lsdException w:name="Unresolved Mention" w:semiHidden="1" w:unhideWhenUsed="1"/>
+    <w:lsdException w:name="Smart Link" w:semiHidden="1" w:unhideWhenUsed="1"/>
   </w:latentStyles>
   <w:style w:type="paragraph" w:default="1" w:styleId="Norml">
     <w:name w:val="Normal"/>

--- a/Dokumentumok/Követelmények/Szerver_tervek.docx
+++ b/Dokumentumok/Követelmények/Szerver_tervek.docx
@@ -1,6 +1,6 @@
 
 <file path=word/document.xml><?xml version="1.0" encoding="utf-8"?>
-<w:document xmlns:wpc="http://schemas.microsoft.com/office/word/2010/wordprocessingCanvas" xmlns:cx="http://schemas.microsoft.com/office/drawing/2014/chartex" xmlns:cx1="http://schemas.microsoft.com/office/drawing/2015/9/8/chartex" xmlns:cx2="http://schemas.microsoft.com/office/drawing/2015/10/21/chartex" xmlns:cx3="http://schemas.microsoft.com/office/drawing/2016/5/9/chartex" xmlns:cx4="http://schemas.microsoft.com/office/drawing/2016/5/10/chartex" xmlns:cx5="http://schemas.microsoft.com/office/drawing/2016/5/11/chartex" xmlns:cx6="http://schemas.microsoft.com/office/drawing/2016/5/12/chartex" xmlns:cx7="http://schemas.microsoft.com/office/drawing/2016/5/13/chartex" xmlns:cx8="http://schemas.microsoft.com/office/drawing/2016/5/14/chartex" xmlns:mc="http://schemas.openxmlformats.org/markup-compatibility/2006" xmlns:aink="http://schemas.microsoft.com/office/drawing/2016/ink" xmlns:am3d="http://schemas.microsoft.com/office/drawing/2017/model3d" xmlns:o="urn:schemas-microsoft-com:office:office" xmlns:oel="http://schemas.microsoft.com/office/2019/extlst" xmlns:r="http://schemas.openxmlformats.org/officeDocument/2006/relationships" xmlns:m="http://schemas.openxmlformats.org/officeDocument/2006/math" xmlns:v="urn:schemas-microsoft-com:vml" xmlns:wp14="http://schemas.microsoft.com/office/word/2010/wordprocessingDrawing" xmlns:wp="http://schemas.openxmlformats.org/drawingml/2006/wordprocessingDrawing" xmlns:w10="urn:schemas-microsoft-com:office:word" xmlns:w="http://schemas.openxmlformats.org/wordprocessingml/2006/main" xmlns:w14="http://schemas.microsoft.com/office/word/2010/wordml" xmlns:w15="http://schemas.microsoft.com/office/word/2012/wordml" xmlns:w16cex="http://schemas.microsoft.com/office/word/2018/wordml/cex" xmlns:w16cid="http://schemas.microsoft.com/office/word/2016/wordml/cid" xmlns:w16="http://schemas.microsoft.com/office/word/2018/wordml" xmlns:w16du="http://schemas.microsoft.com/office/word/2023/wordml/word16du" xmlns:w16sdtdh="http://schemas.microsoft.com/office/word/2020/wordml/sdtdatahash" xmlns:w16sdtfl="http://schemas.microsoft.com/office/word/2024/wordml/sdtformatlock" xmlns:w16se="http://schemas.microsoft.com/office/word/2015/wordml/symex" xmlns:wpg="http://schemas.microsoft.com/office/word/2010/wordprocessingGroup" xmlns:wpi="http://schemas.microsoft.com/office/word/2010/wordprocessingInk" xmlns:wne="http://schemas.microsoft.com/office/word/2006/wordml" xmlns:wps="http://schemas.microsoft.com/office/word/2010/wordprocessingShape" mc:Ignorable="w14 w15 w16se w16cid w16 w16cex w16sdtdh w16sdtfl w16du wp14">
+<w:document xmlns:wpc="http://schemas.microsoft.com/office/word/2010/wordprocessingCanvas" xmlns:cx="http://schemas.microsoft.com/office/drawing/2014/chartex" xmlns:cx1="http://schemas.microsoft.com/office/drawing/2015/9/8/chartex" xmlns:cx2="http://schemas.microsoft.com/office/drawing/2015/10/21/chartex" xmlns:cx3="http://schemas.microsoft.com/office/drawing/2016/5/9/chartex" xmlns:cx4="http://schemas.microsoft.com/office/drawing/2016/5/10/chartex" xmlns:cx5="http://schemas.microsoft.com/office/drawing/2016/5/11/chartex" xmlns:cx6="http://schemas.microsoft.com/office/drawing/2016/5/12/chartex" xmlns:cx7="http://schemas.microsoft.com/office/drawing/2016/5/13/chartex" xmlns:cx8="http://schemas.microsoft.com/office/drawing/2016/5/14/chartex" xmlns:mc="http://schemas.openxmlformats.org/markup-compatibility/2006" xmlns:aink="http://schemas.microsoft.com/office/drawing/2016/ink" xmlns:am3d="http://schemas.microsoft.com/office/drawing/2017/model3d" xmlns:o="urn:schemas-microsoft-com:office:office" xmlns:r="http://schemas.openxmlformats.org/officeDocument/2006/relationships" xmlns:m="http://schemas.openxmlformats.org/officeDocument/2006/math" xmlns:v="urn:schemas-microsoft-com:vml" xmlns:wp14="http://schemas.microsoft.com/office/word/2010/wordprocessingDrawing" xmlns:wp="http://schemas.openxmlformats.org/drawingml/2006/wordprocessingDrawing" xmlns:w10="urn:schemas-microsoft-com:office:word" xmlns:w="http://schemas.openxmlformats.org/wordprocessingml/2006/main" xmlns:w14="http://schemas.microsoft.com/office/word/2010/wordml" xmlns:w15="http://schemas.microsoft.com/office/word/2012/wordml" xmlns:w16cex="http://schemas.microsoft.com/office/word/2018/wordml/cex" xmlns:w16cid="http://schemas.microsoft.com/office/word/2016/wordml/cid" xmlns:w16="http://schemas.microsoft.com/office/word/2018/wordml" xmlns:w16sdtdh="http://schemas.microsoft.com/office/word/2020/wordml/sdtdatahash" xmlns:w16se="http://schemas.microsoft.com/office/word/2015/wordml/symex" xmlns:wpg="http://schemas.microsoft.com/office/word/2010/wordprocessingGroup" xmlns:wpi="http://schemas.microsoft.com/office/word/2010/wordprocessingInk" xmlns:wne="http://schemas.microsoft.com/office/word/2006/wordml" xmlns:wps="http://schemas.microsoft.com/office/word/2010/wordprocessingShape" mc:Ignorable="w14 w15 w16se w16cid w16 w16cex w16sdtdh wp14">
   <w:body>
     <w:p>
       <w:pPr>
@@ -64,6 +64,214 @@
       </w:pPr>
       <w:r>
         <w:t>WIN_SRV</w:t>
+      </w:r>
+    </w:p>
+    <w:p>
+      <w:pPr>
+        <w:pStyle w:val="Listaszerbekezds"/>
+        <w:numPr>
+          <w:ilvl w:val="0"/>
+          <w:numId w:val="2"/>
+        </w:numPr>
+      </w:pPr>
+      <w:proofErr w:type="spellStart"/>
+      <w:r>
+        <w:rPr>
+          <w:b/>
+          <w:bCs/>
+        </w:rPr>
+        <w:t>Active</w:t>
+      </w:r>
+      <w:proofErr w:type="spellEnd"/>
+      <w:r>
+        <w:rPr>
+          <w:b/>
+          <w:bCs/>
+        </w:rPr>
+        <w:t xml:space="preserve"> </w:t>
+      </w:r>
+      <w:proofErr w:type="spellStart"/>
+      <w:r>
+        <w:rPr>
+          <w:b/>
+          <w:bCs/>
+        </w:rPr>
+        <w:t>Directory</w:t>
+      </w:r>
+      <w:proofErr w:type="spellEnd"/>
+      <w:r>
+        <w:t xml:space="preserve"> (</w:t>
+      </w:r>
+      <w:r>
+        <w:rPr>
+          <w:b/>
+          <w:bCs/>
+        </w:rPr>
+        <w:t xml:space="preserve">az </w:t>
+      </w:r>
+      <w:proofErr w:type="spellStart"/>
+      <w:r>
+        <w:rPr>
+          <w:b/>
+          <w:bCs/>
+        </w:rPr>
+        <w:t>officeban</w:t>
+      </w:r>
+      <w:proofErr w:type="spellEnd"/>
+      <w:r>
+        <w:rPr>
+          <w:b/>
+          <w:bCs/>
+        </w:rPr>
+        <w:t xml:space="preserve"> és a boltban</w:t>
+      </w:r>
+      <w:r>
+        <w:t xml:space="preserve"> </w:t>
+      </w:r>
+      <w:r>
+        <w:t>minden részleg kapjon külön OU-t</w:t>
+      </w:r>
+      <w:r>
+        <w:t xml:space="preserve"> (</w:t>
+      </w:r>
+      <w:proofErr w:type="spellStart"/>
+      <w:r>
+        <w:t>valnok</w:t>
+      </w:r>
+      <w:proofErr w:type="spellEnd"/>
+      <w:r>
+        <w:t xml:space="preserve"> szerint kivéve </w:t>
+      </w:r>
+      <w:proofErr w:type="spellStart"/>
+      <w:r>
+        <w:t>guest,admin,security</w:t>
+      </w:r>
+      <w:proofErr w:type="spellEnd"/>
+      <w:r>
+        <w:t xml:space="preserve"> és </w:t>
+      </w:r>
+      <w:proofErr w:type="spellStart"/>
+      <w:r>
+        <w:t>native</w:t>
+      </w:r>
+      <w:proofErr w:type="spellEnd"/>
+      <w:r>
+        <w:t xml:space="preserve"> </w:t>
+      </w:r>
+      <w:proofErr w:type="spellStart"/>
+      <w:r>
+        <w:t>vlan</w:t>
+      </w:r>
+      <w:proofErr w:type="spellEnd"/>
+      <w:r>
+        <w:t>)</w:t>
+      </w:r>
+      <w:r>
+        <w:t xml:space="preserve"> </w:t>
+      </w:r>
+      <w:r>
+        <w:t xml:space="preserve">legyen létrehozva pár minta felhasználó </w:t>
+      </w:r>
+      <w:r>
+        <w:t>és minden kollég</w:t>
+      </w:r>
+      <w:r>
+        <w:t>a</w:t>
+      </w:r>
+      <w:r>
+        <w:t xml:space="preserve"> legyen </w:t>
+      </w:r>
+      <w:proofErr w:type="spellStart"/>
+      <w:r>
+        <w:t>ezkeben</w:t>
+      </w:r>
+      <w:proofErr w:type="spellEnd"/>
+      <w:r>
+        <w:t xml:space="preserve"> elrendezve. </w:t>
+      </w:r>
+    </w:p>
+    <w:p>
+      <w:pPr>
+        <w:pStyle w:val="Listaszerbekezds"/>
+      </w:pPr>
+      <w:r>
+        <w:t>Mindenki kapjon egy saját meghajtót virtuálisan, és lássanak részlegenként egy közös virtuális meghajtót.</w:t>
+      </w:r>
+    </w:p>
+    <w:p>
+      <w:pPr>
+        <w:pStyle w:val="Listaszerbekezds"/>
+      </w:pPr>
+      <w:r>
+        <w:t xml:space="preserve">IT és Management kapjon kevesebb korlátozást a </w:t>
+      </w:r>
+      <w:proofErr w:type="spellStart"/>
+      <w:r>
+        <w:t>gpokban</w:t>
+      </w:r>
+      <w:proofErr w:type="spellEnd"/>
+      <w:r>
+        <w:t>!</w:t>
+      </w:r>
+    </w:p>
+    <w:p>
+      <w:pPr>
+        <w:pStyle w:val="Listaszerbekezds"/>
+        <w:numPr>
+          <w:ilvl w:val="1"/>
+          <w:numId w:val="1"/>
+        </w:numPr>
+      </w:pPr>
+      <w:r>
+        <w:t>Közös háttérkép</w:t>
+      </w:r>
+    </w:p>
+    <w:p>
+      <w:pPr>
+        <w:pStyle w:val="Listaszerbekezds"/>
+        <w:numPr>
+          <w:ilvl w:val="1"/>
+          <w:numId w:val="1"/>
+        </w:numPr>
+      </w:pPr>
+      <w:r>
+        <w:t>Előre letöltött alkalmazások</w:t>
+      </w:r>
+    </w:p>
+    <w:p>
+      <w:pPr>
+        <w:pStyle w:val="Listaszerbekezds"/>
+        <w:numPr>
+          <w:ilvl w:val="1"/>
+          <w:numId w:val="1"/>
+        </w:numPr>
+      </w:pPr>
+      <w:r>
+        <w:t>Jelszópolitika</w:t>
+      </w:r>
+    </w:p>
+    <w:p>
+      <w:pPr>
+        <w:pStyle w:val="Listaszerbekezds"/>
+        <w:numPr>
+          <w:ilvl w:val="1"/>
+          <w:numId w:val="1"/>
+        </w:numPr>
+      </w:pPr>
+      <w:r>
+        <w:t>Ne lehessen személyre szabni</w:t>
+      </w:r>
+    </w:p>
+    <w:p>
+      <w:pPr>
+        <w:pStyle w:val="Listaszerbekezds"/>
+        <w:numPr>
+          <w:ilvl w:val="1"/>
+          <w:numId w:val="1"/>
+        </w:numPr>
+      </w:pPr>
+      <w:r>
+        <w:t>konzol vagy hasonló kockázatos programok megnyitásának tiltása</w:t>
       </w:r>
     </w:p>
     <w:p>
@@ -74,209 +282,8 @@
           <w:numId w:val="1"/>
         </w:numPr>
       </w:pPr>
-      <w:proofErr w:type="spellStart"/>
-      <w:r>
-        <w:rPr>
-          <w:b/>
-          <w:bCs/>
-        </w:rPr>
-        <w:t>Active</w:t>
-      </w:r>
-      <w:proofErr w:type="spellEnd"/>
-      <w:r>
-        <w:rPr>
-          <w:b/>
-          <w:bCs/>
-        </w:rPr>
-        <w:t xml:space="preserve"> </w:t>
-      </w:r>
-      <w:proofErr w:type="spellStart"/>
-      <w:r>
-        <w:rPr>
-          <w:b/>
-          <w:bCs/>
-        </w:rPr>
-        <w:t>Directory</w:t>
-      </w:r>
-      <w:proofErr w:type="spellEnd"/>
-      <w:r>
-        <w:t xml:space="preserve"> (</w:t>
-      </w:r>
-      <w:r>
-        <w:rPr>
-          <w:b/>
-          <w:bCs/>
-        </w:rPr>
-        <w:t xml:space="preserve">az </w:t>
-      </w:r>
-      <w:proofErr w:type="spellStart"/>
-      <w:r>
-        <w:rPr>
-          <w:b/>
-          <w:bCs/>
-        </w:rPr>
-        <w:t>officeban</w:t>
-      </w:r>
-      <w:proofErr w:type="spellEnd"/>
-      <w:r>
-        <w:rPr>
-          <w:b/>
-          <w:bCs/>
-        </w:rPr>
-        <w:t xml:space="preserve"> és a boltban</w:t>
-      </w:r>
-      <w:r>
-        <w:t xml:space="preserve"> </w:t>
-      </w:r>
-      <w:r>
-        <w:t>minden részleg kapjon külön OU-t</w:t>
-      </w:r>
-      <w:r>
-        <w:t xml:space="preserve"> (</w:t>
-      </w:r>
-      <w:proofErr w:type="spellStart"/>
-      <w:r>
-        <w:t>valnok</w:t>
-      </w:r>
-      <w:proofErr w:type="spellEnd"/>
-      <w:r>
-        <w:t xml:space="preserve"> szerint kivéve </w:t>
-      </w:r>
-      <w:proofErr w:type="spellStart"/>
-      <w:proofErr w:type="gramStart"/>
-      <w:r>
-        <w:t>guest,admin</w:t>
-      </w:r>
-      <w:proofErr w:type="gramEnd"/>
-      <w:r>
-        <w:t>,security</w:t>
-      </w:r>
-      <w:proofErr w:type="spellEnd"/>
-      <w:r>
-        <w:t xml:space="preserve"> és </w:t>
-      </w:r>
-      <w:proofErr w:type="spellStart"/>
-      <w:r>
-        <w:t>native</w:t>
-      </w:r>
-      <w:proofErr w:type="spellEnd"/>
-      <w:r>
-        <w:t xml:space="preserve"> </w:t>
-      </w:r>
-      <w:proofErr w:type="spellStart"/>
-      <w:r>
-        <w:t>vlan</w:t>
-      </w:r>
-      <w:proofErr w:type="spellEnd"/>
-      <w:r>
-        <w:t>)</w:t>
-      </w:r>
-      <w:r>
-        <w:t xml:space="preserve"> </w:t>
-      </w:r>
-      <w:r>
-        <w:t xml:space="preserve">legyen létrehozva pár minta felhasználó </w:t>
-      </w:r>
-      <w:r>
-        <w:t>és minden kollég</w:t>
-      </w:r>
-      <w:r>
-        <w:t>a</w:t>
-      </w:r>
-      <w:r>
-        <w:t xml:space="preserve"> legyen </w:t>
-      </w:r>
-      <w:proofErr w:type="spellStart"/>
-      <w:r>
-        <w:t>ezkeben</w:t>
-      </w:r>
-      <w:proofErr w:type="spellEnd"/>
-      <w:r>
-        <w:t xml:space="preserve"> elrendezve. </w:t>
-      </w:r>
-    </w:p>
-    <w:p>
-      <w:pPr>
-        <w:pStyle w:val="Listaszerbekezds"/>
-      </w:pPr>
-      <w:r>
-        <w:t>Mindenki kapjon egy saját meghajtót virtuálisan, és lássanak részlegenként egy közös virtuális meghajtót.</w:t>
-      </w:r>
-    </w:p>
-    <w:p>
-      <w:pPr>
-        <w:pStyle w:val="Listaszerbekezds"/>
-      </w:pPr>
-      <w:r>
-        <w:t xml:space="preserve">IT és Management kapjon kevesebb korlátozást a </w:t>
-      </w:r>
-      <w:proofErr w:type="spellStart"/>
-      <w:r>
-        <w:t>gpokban</w:t>
-      </w:r>
-      <w:proofErr w:type="spellEnd"/>
-      <w:r>
-        <w:t>!</w:t>
-      </w:r>
-    </w:p>
-    <w:p>
-      <w:pPr>
-        <w:pStyle w:val="Listaszerbekezds"/>
-        <w:numPr>
-          <w:ilvl w:val="1"/>
-          <w:numId w:val="1"/>
-        </w:numPr>
-      </w:pPr>
-      <w:r>
-        <w:t>Közös háttérkép</w:t>
-      </w:r>
-    </w:p>
-    <w:p>
-      <w:pPr>
-        <w:pStyle w:val="Listaszerbekezds"/>
-        <w:numPr>
-          <w:ilvl w:val="1"/>
-          <w:numId w:val="1"/>
-        </w:numPr>
-      </w:pPr>
-      <w:r>
-        <w:t>Előre letöltött alkalmazások</w:t>
-      </w:r>
-    </w:p>
-    <w:p>
-      <w:pPr>
-        <w:pStyle w:val="Listaszerbekezds"/>
-        <w:numPr>
-          <w:ilvl w:val="1"/>
-          <w:numId w:val="1"/>
-        </w:numPr>
-      </w:pPr>
-      <w:r>
-        <w:t>Jelszópolitika</w:t>
-      </w:r>
-    </w:p>
-    <w:p>
-      <w:pPr>
-        <w:pStyle w:val="Listaszerbekezds"/>
-        <w:numPr>
-          <w:ilvl w:val="1"/>
-          <w:numId w:val="1"/>
-        </w:numPr>
-      </w:pPr>
-      <w:r>
-        <w:t>Ne lehessen személyre szabni</w:t>
-      </w:r>
-    </w:p>
-    <w:p>
-      <w:pPr>
-        <w:pStyle w:val="Listaszerbekezds"/>
-        <w:numPr>
-          <w:ilvl w:val="1"/>
-          <w:numId w:val="1"/>
-        </w:numPr>
-      </w:pPr>
-      <w:r>
-        <w:t>konzol vagy hasonló kockázatos programok megnyitásának tiltása</w:t>
+      <w:r>
+        <w:t>Webszerver IIS (A központi irodából működjenek a belső weboldalak.)</w:t>
       </w:r>
     </w:p>
     <w:p>
@@ -288,7 +295,58 @@
         </w:numPr>
       </w:pPr>
       <w:r>
-        <w:t>Webszerver IIS (A központi irodából működjenek a belső weboldalak.)</w:t>
+        <w:t>DHCP</w:t>
+      </w:r>
+      <w:r>
+        <w:t xml:space="preserve"> </w:t>
+      </w:r>
+    </w:p>
+    <w:p>
+      <w:pPr>
+        <w:pStyle w:val="Listaszerbekezds"/>
+      </w:pPr>
+      <w:r>
+        <w:t xml:space="preserve">Csak ipv4, osszon a boltba is, </w:t>
+      </w:r>
+      <w:proofErr w:type="spellStart"/>
+      <w:r>
+        <w:t>vlanok</w:t>
+      </w:r>
+      <w:proofErr w:type="spellEnd"/>
+      <w:r>
+        <w:t xml:space="preserve"> szerint minden </w:t>
+      </w:r>
+      <w:proofErr w:type="spellStart"/>
+      <w:r>
+        <w:t>vlanba</w:t>
+      </w:r>
+      <w:proofErr w:type="spellEnd"/>
+      <w:r>
+        <w:t xml:space="preserve">, kivéve </w:t>
+      </w:r>
+      <w:proofErr w:type="spellStart"/>
+      <w:r>
+        <w:t>admin</w:t>
+      </w:r>
+      <w:proofErr w:type="spellEnd"/>
+      <w:r>
+        <w:t xml:space="preserve">, </w:t>
+      </w:r>
+      <w:proofErr w:type="spellStart"/>
+      <w:r>
+        <w:t>native</w:t>
+      </w:r>
+      <w:proofErr w:type="spellEnd"/>
+      <w:r>
+        <w:t xml:space="preserve">, 10dik címtől osszon jó sokat oszthat főleg </w:t>
+      </w:r>
+      <w:proofErr w:type="spellStart"/>
+      <w:r>
+        <w:t>guestben</w:t>
+      </w:r>
+      <w:proofErr w:type="spellEnd"/>
+      <w:r>
+        <w:t>. 24 óráig tartsa a címet</w:t>
       </w:r>
     </w:p>
     <w:p>
@@ -300,59 +358,37 @@
         </w:numPr>
       </w:pPr>
       <w:r>
-        <w:t>DHCP</w:t>
-      </w:r>
-      <w:r>
-        <w:t xml:space="preserve"> </w:t>
-      </w:r>
-    </w:p>
-    <w:p>
-      <w:pPr>
-        <w:pStyle w:val="Listaszerbekezds"/>
-      </w:pPr>
-      <w:r>
-        <w:t xml:space="preserve">Csak ipv4, osszon a boltba is, </w:t>
-      </w:r>
-      <w:proofErr w:type="spellStart"/>
-      <w:r>
-        <w:t>vlanok</w:t>
-      </w:r>
-      <w:proofErr w:type="spellEnd"/>
-      <w:r>
-        <w:t xml:space="preserve"> szerint minden </w:t>
-      </w:r>
-      <w:proofErr w:type="spellStart"/>
-      <w:r>
-        <w:t>vlanba</w:t>
-      </w:r>
-      <w:proofErr w:type="spellEnd"/>
-      <w:r>
-        <w:t xml:space="preserve">, kivéve </w:t>
-      </w:r>
-      <w:proofErr w:type="spellStart"/>
-      <w:r>
-        <w:t>admin</w:t>
-      </w:r>
-      <w:proofErr w:type="spellEnd"/>
-      <w:r>
-        <w:t xml:space="preserve">, </w:t>
-      </w:r>
-      <w:proofErr w:type="spellStart"/>
-      <w:r>
-        <w:t>native</w:t>
-      </w:r>
-      <w:proofErr w:type="spellEnd"/>
-      <w:r>
-        <w:t xml:space="preserve">, 10dik címtől osszon jó sokat oszthat főleg </w:t>
-      </w:r>
-      <w:proofErr w:type="spellStart"/>
-      <w:r>
-        <w:t>guestben</w:t>
-      </w:r>
-      <w:proofErr w:type="spellEnd"/>
-      <w:r>
-        <w:t>. 24 óráig tartsa a címet</w:t>
-      </w:r>
+        <w:t>DNS</w:t>
+      </w:r>
+    </w:p>
+    <w:p>
+      <w:pPr>
+        <w:pStyle w:val="Listaszerbekezds"/>
+      </w:pPr>
+      <w:r>
+        <w:t xml:space="preserve">Ad-re mutató </w:t>
+      </w:r>
+      <w:proofErr w:type="spellStart"/>
+      <w:r>
+        <w:t>domainek</w:t>
+      </w:r>
+      <w:proofErr w:type="spellEnd"/>
+      <w:r>
+        <w:t xml:space="preserve">: </w:t>
+      </w:r>
+      <w:proofErr w:type="spellStart"/>
+      <w:r>
+        <w:t>QUBE_office.local</w:t>
+      </w:r>
+      <w:proofErr w:type="spellEnd"/>
+      <w:r>
+        <w:t xml:space="preserve">; </w:t>
+      </w:r>
+      <w:proofErr w:type="spellStart"/>
+      <w:r>
+        <w:t>QUBE_bolt.local</w:t>
+      </w:r>
+      <w:proofErr w:type="spellEnd"/>
     </w:p>
     <w:p>
       <w:pPr>
@@ -363,37 +399,16 @@
         </w:numPr>
       </w:pPr>
       <w:r>
-        <w:t>DNS</w:t>
-      </w:r>
-    </w:p>
-    <w:p>
-      <w:pPr>
-        <w:pStyle w:val="Listaszerbekezds"/>
-      </w:pPr>
-      <w:r>
-        <w:t xml:space="preserve">Ad-re mutató </w:t>
-      </w:r>
-      <w:proofErr w:type="spellStart"/>
-      <w:r>
-        <w:t>domainek</w:t>
-      </w:r>
-      <w:proofErr w:type="spellEnd"/>
-      <w:r>
-        <w:t xml:space="preserve">: </w:t>
-      </w:r>
-      <w:proofErr w:type="spellStart"/>
-      <w:r>
-        <w:t>QUBE_office.local</w:t>
-      </w:r>
-      <w:proofErr w:type="spellEnd"/>
-      <w:r>
-        <w:t xml:space="preserve">; </w:t>
-      </w:r>
-      <w:proofErr w:type="spellStart"/>
-      <w:r>
-        <w:t>QUBE_bolt.local</w:t>
-      </w:r>
-      <w:proofErr w:type="spellEnd"/>
+        <w:t xml:space="preserve">nyomtató szerver beállítások (elég alap dolog, csak kötelező </w:t>
+      </w:r>
+      <w:proofErr w:type="spellStart"/>
+      <w:r>
+        <w:t>kkk</w:t>
+      </w:r>
+      <w:proofErr w:type="spellEnd"/>
+      <w:r>
+        <w:t xml:space="preserve"> szerint)</w:t>
+      </w:r>
     </w:p>
     <w:p>
       <w:pPr>
@@ -403,16 +418,51 @@
           <w:numId w:val="1"/>
         </w:numPr>
       </w:pPr>
-      <w:r>
-        <w:t xml:space="preserve">nyomtató szerver beállítások (elég alap dolog, csak kötelező </w:t>
-      </w:r>
-      <w:proofErr w:type="spellStart"/>
-      <w:r>
-        <w:t>kkk</w:t>
-      </w:r>
-      <w:proofErr w:type="spellEnd"/>
-      <w:r>
-        <w:t xml:space="preserve"> szerint)</w:t>
+      <w:proofErr w:type="spellStart"/>
+      <w:r>
+        <w:t>vss</w:t>
+      </w:r>
+      <w:proofErr w:type="spellEnd"/>
+      <w:r>
+        <w:t xml:space="preserve"> vagy bármilyen szerver redundancia szolgáltatás (minimalizálja a szerver </w:t>
+      </w:r>
+      <w:proofErr w:type="spellStart"/>
+      <w:r>
+        <w:t>kieséséenk</w:t>
+      </w:r>
+      <w:proofErr w:type="spellEnd"/>
+      <w:r>
+        <w:t xml:space="preserve"> idejét és kockázatát, </w:t>
+      </w:r>
+      <w:r>
+        <w:rPr>
+          <w:b/>
+        </w:rPr>
+        <w:t>biztonsági mentés</w:t>
+      </w:r>
+      <w:r>
+        <w:rPr>
+          <w:b/>
+        </w:rPr>
+        <w:t xml:space="preserve"> LINUXON IS!!!!</w:t>
+      </w:r>
+      <w:r>
+        <w:rPr>
+          <w:b/>
+        </w:rPr>
+        <w:t>!</w:t>
+      </w:r>
+      <w:r>
+        <w:t>)</w:t>
+      </w:r>
+    </w:p>
+    <w:p>
+      <w:pPr>
+        <w:pStyle w:val="Cmsor3"/>
+        <w:ind w:firstLine="360"/>
+      </w:pPr>
+      <w:r>
+        <w:t>LINUX_SRV</w:t>
       </w:r>
     </w:p>
     <w:p>
@@ -425,50 +475,9 @@
       </w:pPr>
       <w:proofErr w:type="spellStart"/>
       <w:r>
-        <w:t>vss</w:t>
-      </w:r>
-      <w:proofErr w:type="spellEnd"/>
-      <w:r>
-        <w:t xml:space="preserve"> vagy bármilyen szerver redundancia szolgáltatás (minimalizálja a szerver </w:t>
-      </w:r>
-      <w:proofErr w:type="spellStart"/>
-      <w:r>
-        <w:t>kieséséenk</w:t>
-      </w:r>
-      <w:proofErr w:type="spellEnd"/>
-      <w:r>
-        <w:t xml:space="preserve"> idejét és kockázatát, </w:t>
-      </w:r>
-      <w:r>
-        <w:rPr>
-          <w:b/>
-        </w:rPr>
-        <w:t>biztonsági mentés</w:t>
-      </w:r>
-      <w:r>
-        <w:rPr>
-          <w:b/>
-        </w:rPr>
-        <w:t xml:space="preserve"> LINUXON IS!!!!</w:t>
-      </w:r>
-      <w:r>
-        <w:rPr>
-          <w:b/>
-        </w:rPr>
-        <w:t>!</w:t>
-      </w:r>
-      <w:r>
-        <w:t>)</w:t>
-      </w:r>
-    </w:p>
-    <w:p>
-      <w:pPr>
-        <w:pStyle w:val="Cmsor3"/>
-        <w:ind w:firstLine="360"/>
-      </w:pPr>
-      <w:r>
-        <w:t>LINUX_SRV</w:t>
-      </w:r>
+        <w:t>radius</w:t>
+      </w:r>
+      <w:proofErr w:type="spellEnd"/>
     </w:p>
     <w:p>
       <w:pPr>
@@ -478,9 +487,28 @@
           <w:numId w:val="1"/>
         </w:numPr>
       </w:pPr>
-      <w:proofErr w:type="spellStart"/>
-      <w:r>
-        <w:t>samba</w:t>
+      <w:r>
+        <w:t>TFTP</w:t>
+      </w:r>
+    </w:p>
+    <w:p>
+      <w:pPr>
+        <w:pStyle w:val="Listaszerbekezds"/>
+      </w:pPr>
+      <w:r>
+        <w:t xml:space="preserve">Fájlszerver a scripthez, ami majd </w:t>
+      </w:r>
+      <w:proofErr w:type="spellStart"/>
+      <w:r>
+        <w:t>fementi</w:t>
+      </w:r>
+      <w:proofErr w:type="spellEnd"/>
+      <w:r>
+        <w:t xml:space="preserve"> oda a </w:t>
+      </w:r>
+      <w:proofErr w:type="spellStart"/>
+      <w:r>
+        <w:t>konfigokat</w:t>
       </w:r>
       <w:proofErr w:type="spellEnd"/>
     </w:p>
@@ -492,11 +520,100 @@
           <w:numId w:val="1"/>
         </w:numPr>
       </w:pPr>
-      <w:proofErr w:type="spellStart"/>
-      <w:r>
-        <w:t>radius</w:t>
-      </w:r>
-      <w:proofErr w:type="spellEnd"/>
+      <w:r>
+        <w:t xml:space="preserve">NTP </w:t>
+      </w:r>
+    </w:p>
+    <w:p>
+      <w:pPr>
+        <w:pStyle w:val="Listaszerbekezds"/>
+      </w:pPr>
+      <w:r>
+        <w:t>ez ennyi</w:t>
+      </w:r>
+      <w:r>
+        <w:t>, ketyeg, minden</w:t>
+      </w:r>
+    </w:p>
+    <w:p>
+      <w:pPr>
+        <w:pStyle w:val="Cmsor2"/>
+        <w:rPr>
+          <w:b/>
+          <w:color w:val="FF0000"/>
+        </w:rPr>
+      </w:pPr>
+      <w:proofErr w:type="spellStart"/>
+      <w:r>
+        <w:rPr>
+          <w:i/>
+          <w:color w:val="A6A6A6" w:themeColor="background1" w:themeShade="A6"/>
+        </w:rPr>
+        <w:lastRenderedPageBreak/>
+        <w:t>Qube</w:t>
+      </w:r>
+      <w:proofErr w:type="spellEnd"/>
+      <w:r>
+        <w:rPr>
+          <w:i/>
+          <w:color w:val="A6A6A6" w:themeColor="background1" w:themeShade="A6"/>
+        </w:rPr>
+        <w:t xml:space="preserve"> </w:t>
+      </w:r>
+      <w:proofErr w:type="spellStart"/>
+      <w:r>
+        <w:rPr>
+          <w:i/>
+          <w:color w:val="A6A6A6" w:themeColor="background1" w:themeShade="A6"/>
+        </w:rPr>
+        <w:t>MiniPC</w:t>
+      </w:r>
+      <w:proofErr w:type="spellEnd"/>
+      <w:r>
+        <w:rPr>
+          <w:i/>
+          <w:color w:val="A6A6A6" w:themeColor="background1" w:themeShade="A6"/>
+        </w:rPr>
+        <w:t xml:space="preserve"> gyár (Győr)</w:t>
+      </w:r>
+      <w:r>
+        <w:rPr>
+          <w:i/>
+          <w:color w:val="A6A6A6" w:themeColor="background1" w:themeShade="A6"/>
+        </w:rPr>
+        <w:t xml:space="preserve"> </w:t>
+      </w:r>
+      <w:r>
+        <w:rPr>
+          <w:b/>
+          <w:color w:val="FF0000"/>
+        </w:rPr>
+        <w:t>NEM KELL MEGVALÓSÍTANI</w:t>
+      </w:r>
+      <w:r>
+        <w:rPr>
+          <w:b/>
+          <w:color w:val="FF0000"/>
+        </w:rPr>
+        <w:t>!!!</w:t>
+      </w:r>
+    </w:p>
+    <w:p>
+      <w:pPr>
+        <w:pStyle w:val="Cmsor3"/>
+        <w:ind w:firstLine="360"/>
+        <w:rPr>
+          <w:i/>
+          <w:color w:val="A6A6A6" w:themeColor="background1" w:themeShade="A6"/>
+        </w:rPr>
+      </w:pPr>
+      <w:r>
+        <w:rPr>
+          <w:i/>
+          <w:color w:val="A6A6A6" w:themeColor="background1" w:themeShade="A6"/>
+        </w:rPr>
+        <w:t>TERMELES_SRV</w:t>
+      </w:r>
     </w:p>
     <w:p>
       <w:pPr>
@@ -505,75 +622,24 @@
           <w:ilvl w:val="0"/>
           <w:numId w:val="1"/>
         </w:numPr>
-      </w:pPr>
-      <w:r>
-        <w:t>TFTP</w:t>
-      </w:r>
-    </w:p>
-    <w:p>
-      <w:pPr>
-        <w:pStyle w:val="Listaszerbekezds"/>
-      </w:pPr>
-      <w:r>
-        <w:t xml:space="preserve">Fájlszerver a scripthez, ami majd </w:t>
-      </w:r>
-      <w:proofErr w:type="spellStart"/>
-      <w:r>
-        <w:t>fementi</w:t>
-      </w:r>
-      <w:proofErr w:type="spellEnd"/>
-      <w:r>
-        <w:t xml:space="preserve"> oda a </w:t>
-      </w:r>
-      <w:proofErr w:type="spellStart"/>
-      <w:r>
-        <w:t>konfigokat</w:t>
-      </w:r>
-      <w:proofErr w:type="spellEnd"/>
-    </w:p>
-    <w:p>
-      <w:pPr>
-        <w:pStyle w:val="Listaszerbekezds"/>
-        <w:numPr>
-          <w:ilvl w:val="0"/>
-          <w:numId w:val="1"/>
-        </w:numPr>
-      </w:pPr>
-      <w:r>
-        <w:t xml:space="preserve">NTP </w:t>
-      </w:r>
-    </w:p>
-    <w:p>
-      <w:pPr>
-        <w:pStyle w:val="Listaszerbekezds"/>
-      </w:pPr>
-      <w:r>
-        <w:t>ez ennyi</w:t>
-      </w:r>
-      <w:r>
-        <w:t>, ketyeg, minden</w:t>
-      </w:r>
-    </w:p>
-    <w:p>
-      <w:pPr>
-        <w:pStyle w:val="Cmsor2"/>
-        <w:rPr>
-          <w:b/>
-          <w:color w:val="FF0000"/>
-        </w:rPr>
-      </w:pPr>
-      <w:proofErr w:type="spellStart"/>
-      <w:r>
-        <w:rPr>
-          <w:i/>
-          <w:color w:val="A6A6A6" w:themeColor="background1" w:themeShade="A6"/>
-        </w:rPr>
-        <w:lastRenderedPageBreak/>
-        <w:t>Qube</w:t>
-      </w:r>
-      <w:proofErr w:type="spellEnd"/>
-      <w:r>
-        <w:rPr>
+        <w:rPr>
+          <w:i/>
+          <w:color w:val="A6A6A6" w:themeColor="background1" w:themeShade="A6"/>
+        </w:rPr>
+      </w:pPr>
+      <w:proofErr w:type="spellStart"/>
+      <w:r>
+        <w:rPr>
+          <w:bCs/>
+          <w:i/>
+          <w:color w:val="A6A6A6" w:themeColor="background1" w:themeShade="A6"/>
+        </w:rPr>
+        <w:t>Active</w:t>
+      </w:r>
+      <w:proofErr w:type="spellEnd"/>
+      <w:r>
+        <w:rPr>
+          <w:bCs/>
           <w:i/>
           <w:color w:val="A6A6A6" w:themeColor="background1" w:themeShade="A6"/>
         </w:rPr>
@@ -582,95 +648,10 @@
       <w:proofErr w:type="spellStart"/>
       <w:r>
         <w:rPr>
-          <w:i/>
-          <w:color w:val="A6A6A6" w:themeColor="background1" w:themeShade="A6"/>
-        </w:rPr>
-        <w:t>MiniPC</w:t>
-      </w:r>
-      <w:proofErr w:type="spellEnd"/>
-      <w:r>
-        <w:rPr>
-          <w:i/>
-          <w:color w:val="A6A6A6" w:themeColor="background1" w:themeShade="A6"/>
-        </w:rPr>
-        <w:t xml:space="preserve"> gyár (Győr)</w:t>
-      </w:r>
-      <w:r>
-        <w:rPr>
-          <w:i/>
-          <w:color w:val="A6A6A6" w:themeColor="background1" w:themeShade="A6"/>
-        </w:rPr>
-        <w:t xml:space="preserve"> </w:t>
-      </w:r>
-      <w:r>
-        <w:rPr>
-          <w:b/>
-          <w:color w:val="FF0000"/>
-        </w:rPr>
-        <w:t>NEM KELL MEGVALÓSÍTANI</w:t>
-      </w:r>
-      <w:r>
-        <w:rPr>
-          <w:b/>
-          <w:color w:val="FF0000"/>
-        </w:rPr>
-        <w:t>!!!</w:t>
-      </w:r>
-    </w:p>
-    <w:p>
-      <w:pPr>
-        <w:pStyle w:val="Cmsor3"/>
-        <w:ind w:firstLine="360"/>
-        <w:rPr>
-          <w:i/>
-          <w:color w:val="A6A6A6" w:themeColor="background1" w:themeShade="A6"/>
-        </w:rPr>
-      </w:pPr>
-      <w:r>
-        <w:rPr>
-          <w:i/>
-          <w:color w:val="A6A6A6" w:themeColor="background1" w:themeShade="A6"/>
-        </w:rPr>
-        <w:t>TERMELES_SRV</w:t>
-      </w:r>
-    </w:p>
-    <w:p>
-      <w:pPr>
-        <w:pStyle w:val="Listaszerbekezds"/>
-        <w:numPr>
-          <w:ilvl w:val="0"/>
-          <w:numId w:val="1"/>
-        </w:numPr>
-        <w:rPr>
-          <w:i/>
-          <w:color w:val="A6A6A6" w:themeColor="background1" w:themeShade="A6"/>
-        </w:rPr>
-      </w:pPr>
-      <w:proofErr w:type="spellStart"/>
-      <w:r>
-        <w:rPr>
           <w:bCs/>
           <w:i/>
           <w:color w:val="A6A6A6" w:themeColor="background1" w:themeShade="A6"/>
         </w:rPr>
-        <w:t>Active</w:t>
-      </w:r>
-      <w:proofErr w:type="spellEnd"/>
-      <w:r>
-        <w:rPr>
-          <w:bCs/>
-          <w:i/>
-          <w:color w:val="A6A6A6" w:themeColor="background1" w:themeShade="A6"/>
-        </w:rPr>
-        <w:t xml:space="preserve"> </w:t>
-      </w:r>
-      <w:proofErr w:type="spellStart"/>
-      <w:r>
-        <w:rPr>
-          <w:bCs/>
-          <w:i/>
-          <w:color w:val="A6A6A6" w:themeColor="background1" w:themeShade="A6"/>
-        </w:rPr>
         <w:t>Directory</w:t>
       </w:r>
       <w:proofErr w:type="spellEnd"/>
@@ -698,7 +679,6 @@
         <w:t xml:space="preserve"> szerint kivéve </w:t>
       </w:r>
       <w:proofErr w:type="spellStart"/>
-      <w:proofErr w:type="gramStart"/>
       <w:r>
         <w:rPr>
           <w:i/>
@@ -707,7 +687,6 @@
         <w:t>guest,admin</w:t>
       </w:r>
       <w:proofErr w:type="spellEnd"/>
-      <w:proofErr w:type="gramEnd"/>
       <w:r>
         <w:rPr>
           <w:i/>
@@ -1192,8 +1171,121 @@
 </file>
 
 <file path=word/numbering.xml><?xml version="1.0" encoding="utf-8"?>
-<w:numbering xmlns:wpc="http://schemas.microsoft.com/office/word/2010/wordprocessingCanvas" xmlns:cx="http://schemas.microsoft.com/office/drawing/2014/chartex" xmlns:cx1="http://schemas.microsoft.com/office/drawing/2015/9/8/chartex" xmlns:cx2="http://schemas.microsoft.com/office/drawing/2015/10/21/chartex" xmlns:cx3="http://schemas.microsoft.com/office/drawing/2016/5/9/chartex" xmlns:cx4="http://schemas.microsoft.com/office/drawing/2016/5/10/chartex" xmlns:cx5="http://schemas.microsoft.com/office/drawing/2016/5/11/chartex" xmlns:cx6="http://schemas.microsoft.com/office/drawing/2016/5/12/chartex" xmlns:cx7="http://schemas.microsoft.com/office/drawing/2016/5/13/chartex" xmlns:cx8="http://schemas.microsoft.com/office/drawing/2016/5/14/chartex" xmlns:mc="http://schemas.openxmlformats.org/markup-compatibility/2006" xmlns:aink="http://schemas.microsoft.com/office/drawing/2016/ink" xmlns:am3d="http://schemas.microsoft.com/office/drawing/2017/model3d" xmlns:o="urn:schemas-microsoft-com:office:office" xmlns:oel="http://schemas.microsoft.com/office/2019/extlst" xmlns:r="http://schemas.openxmlformats.org/officeDocument/2006/relationships" xmlns:m="http://schemas.openxmlformats.org/officeDocument/2006/math" xmlns:v="urn:schemas-microsoft-com:vml" xmlns:wp14="http://schemas.microsoft.com/office/word/2010/wordprocessingDrawing" xmlns:wp="http://schemas.openxmlformats.org/drawingml/2006/wordprocessingDrawing" xmlns:w10="urn:schemas-microsoft-com:office:word" xmlns:w="http://schemas.openxmlformats.org/wordprocessingml/2006/main" xmlns:w14="http://schemas.microsoft.com/office/word/2010/wordml" xmlns:w15="http://schemas.microsoft.com/office/word/2012/wordml" xmlns:w16cex="http://schemas.microsoft.com/office/word/2018/wordml/cex" xmlns:w16cid="http://schemas.microsoft.com/office/word/2016/wordml/cid" xmlns:w16="http://schemas.microsoft.com/office/word/2018/wordml" xmlns:w16du="http://schemas.microsoft.com/office/word/2023/wordml/word16du" xmlns:w16sdtdh="http://schemas.microsoft.com/office/word/2020/wordml/sdtdatahash" xmlns:w16sdtfl="http://schemas.microsoft.com/office/word/2024/wordml/sdtformatlock" xmlns:w16se="http://schemas.microsoft.com/office/word/2015/wordml/symex" xmlns:wpg="http://schemas.microsoft.com/office/word/2010/wordprocessingGroup" xmlns:wpi="http://schemas.microsoft.com/office/word/2010/wordprocessingInk" xmlns:wne="http://schemas.microsoft.com/office/word/2006/wordml" xmlns:wps="http://schemas.microsoft.com/office/word/2010/wordprocessingShape" mc:Ignorable="w14 w15 w16se w16cid w16 w16cex w16sdtdh w16sdtfl w16du wp14">
+<w:numbering xmlns:wpc="http://schemas.microsoft.com/office/word/2010/wordprocessingCanvas" xmlns:cx="http://schemas.microsoft.com/office/drawing/2014/chartex" xmlns:cx1="http://schemas.microsoft.com/office/drawing/2015/9/8/chartex" xmlns:cx2="http://schemas.microsoft.com/office/drawing/2015/10/21/chartex" xmlns:cx3="http://schemas.microsoft.com/office/drawing/2016/5/9/chartex" xmlns:cx4="http://schemas.microsoft.com/office/drawing/2016/5/10/chartex" xmlns:cx5="http://schemas.microsoft.com/office/drawing/2016/5/11/chartex" xmlns:cx6="http://schemas.microsoft.com/office/drawing/2016/5/12/chartex" xmlns:cx7="http://schemas.microsoft.com/office/drawing/2016/5/13/chartex" xmlns:cx8="http://schemas.microsoft.com/office/drawing/2016/5/14/chartex" xmlns:mc="http://schemas.openxmlformats.org/markup-compatibility/2006" xmlns:aink="http://schemas.microsoft.com/office/drawing/2016/ink" xmlns:am3d="http://schemas.microsoft.com/office/drawing/2017/model3d" xmlns:o="urn:schemas-microsoft-com:office:office" xmlns:r="http://schemas.openxmlformats.org/officeDocument/2006/relationships" xmlns:m="http://schemas.openxmlformats.org/officeDocument/2006/math" xmlns:v="urn:schemas-microsoft-com:vml" xmlns:wp14="http://schemas.microsoft.com/office/word/2010/wordprocessingDrawing" xmlns:wp="http://schemas.openxmlformats.org/drawingml/2006/wordprocessingDrawing" xmlns:w10="urn:schemas-microsoft-com:office:word" xmlns:w="http://schemas.openxmlformats.org/wordprocessingml/2006/main" xmlns:w14="http://schemas.microsoft.com/office/word/2010/wordml" xmlns:w15="http://schemas.microsoft.com/office/word/2012/wordml" xmlns:w16cex="http://schemas.microsoft.com/office/word/2018/wordml/cex" xmlns:w16cid="http://schemas.microsoft.com/office/word/2016/wordml/cid" xmlns:w16="http://schemas.microsoft.com/office/word/2018/wordml" xmlns:w16sdtdh="http://schemas.microsoft.com/office/word/2020/wordml/sdtdatahash" xmlns:w16se="http://schemas.microsoft.com/office/word/2015/wordml/symex" xmlns:wpg="http://schemas.microsoft.com/office/word/2010/wordprocessingGroup" xmlns:wpi="http://schemas.microsoft.com/office/word/2010/wordprocessingInk" xmlns:wne="http://schemas.microsoft.com/office/word/2006/wordml" xmlns:wps="http://schemas.microsoft.com/office/word/2010/wordprocessingShape" mc:Ignorable="w14 w15 w16se w16cid w16 w16cex w16sdtdh wp14">
   <w:abstractNum w:abstractNumId="0" w15:restartNumberingAfterBreak="0">
+    <w:nsid w:val="0E4A5D90"/>
+    <w:multiLevelType w:val="hybridMultilevel"/>
+    <w:tmpl w:val="BBCAB71E"/>
+    <w:lvl w:ilvl="0" w:tplc="7ADCBDC4">
+      <w:numFmt w:val="bullet"/>
+      <w:lvlText w:val="-"/>
+      <w:lvlJc w:val="left"/>
+      <w:pPr>
+        <w:ind w:left="1080" w:hanging="360"/>
+      </w:pPr>
+      <w:rPr>
+        <w:rFonts w:ascii="Aptos" w:eastAsiaTheme="minorHAnsi" w:hAnsi="Aptos" w:cstheme="minorBidi" w:hint="default"/>
+        <w:b/>
+      </w:rPr>
+    </w:lvl>
+    <w:lvl w:ilvl="1" w:tplc="040E0003" w:tentative="1">
+      <w:start w:val="1"/>
+      <w:numFmt w:val="bullet"/>
+      <w:lvlText w:val="o"/>
+      <w:lvlJc w:val="left"/>
+      <w:pPr>
+        <w:ind w:left="1800" w:hanging="360"/>
+      </w:pPr>
+      <w:rPr>
+        <w:rFonts w:ascii="Courier New" w:hAnsi="Courier New" w:cs="Courier New" w:hint="default"/>
+      </w:rPr>
+    </w:lvl>
+    <w:lvl w:ilvl="2" w:tplc="040E0005" w:tentative="1">
+      <w:start w:val="1"/>
+      <w:numFmt w:val="bullet"/>
+      <w:lvlText w:val=""/>
+      <w:lvlJc w:val="left"/>
+      <w:pPr>
+        <w:ind w:left="2520" w:hanging="360"/>
+      </w:pPr>
+      <w:rPr>
+        <w:rFonts w:ascii="Wingdings" w:hAnsi="Wingdings" w:hint="default"/>
+      </w:rPr>
+    </w:lvl>
+    <w:lvl w:ilvl="3" w:tplc="040E0001" w:tentative="1">
+      <w:start w:val="1"/>
+      <w:numFmt w:val="bullet"/>
+      <w:lvlText w:val=""/>
+      <w:lvlJc w:val="left"/>
+      <w:pPr>
+        <w:ind w:left="3240" w:hanging="360"/>
+      </w:pPr>
+      <w:rPr>
+        <w:rFonts w:ascii="Symbol" w:hAnsi="Symbol" w:hint="default"/>
+      </w:rPr>
+    </w:lvl>
+    <w:lvl w:ilvl="4" w:tplc="040E0003" w:tentative="1">
+      <w:start w:val="1"/>
+      <w:numFmt w:val="bullet"/>
+      <w:lvlText w:val="o"/>
+      <w:lvlJc w:val="left"/>
+      <w:pPr>
+        <w:ind w:left="3960" w:hanging="360"/>
+      </w:pPr>
+      <w:rPr>
+        <w:rFonts w:ascii="Courier New" w:hAnsi="Courier New" w:cs="Courier New" w:hint="default"/>
+      </w:rPr>
+    </w:lvl>
+    <w:lvl w:ilvl="5" w:tplc="040E0005" w:tentative="1">
+      <w:start w:val="1"/>
+      <w:numFmt w:val="bullet"/>
+      <w:lvlText w:val=""/>
+      <w:lvlJc w:val="left"/>
+      <w:pPr>
+        <w:ind w:left="4680" w:hanging="360"/>
+      </w:pPr>
+      <w:rPr>
+        <w:rFonts w:ascii="Wingdings" w:hAnsi="Wingdings" w:hint="default"/>
+      </w:rPr>
+    </w:lvl>
+    <w:lvl w:ilvl="6" w:tplc="040E0001" w:tentative="1">
+      <w:start w:val="1"/>
+      <w:numFmt w:val="bullet"/>
+      <w:lvlText w:val=""/>
+      <w:lvlJc w:val="left"/>
+      <w:pPr>
+        <w:ind w:left="5400" w:hanging="360"/>
+      </w:pPr>
+      <w:rPr>
+        <w:rFonts w:ascii="Symbol" w:hAnsi="Symbol" w:hint="default"/>
+      </w:rPr>
+    </w:lvl>
+    <w:lvl w:ilvl="7" w:tplc="040E0003" w:tentative="1">
+      <w:start w:val="1"/>
+      <w:numFmt w:val="bullet"/>
+      <w:lvlText w:val="o"/>
+      <w:lvlJc w:val="left"/>
+      <w:pPr>
+        <w:ind w:left="6120" w:hanging="360"/>
+      </w:pPr>
+      <w:rPr>
+        <w:rFonts w:ascii="Courier New" w:hAnsi="Courier New" w:cs="Courier New" w:hint="default"/>
+      </w:rPr>
+    </w:lvl>
+    <w:lvl w:ilvl="8" w:tplc="040E0005" w:tentative="1">
+      <w:start w:val="1"/>
+      <w:numFmt w:val="bullet"/>
+      <w:lvlText w:val=""/>
+      <w:lvlJc w:val="left"/>
+      <w:pPr>
+        <w:ind w:left="6840" w:hanging="360"/>
+      </w:pPr>
+      <w:rPr>
+        <w:rFonts w:ascii="Wingdings" w:hAnsi="Wingdings" w:hint="default"/>
+      </w:rPr>
+    </w:lvl>
+  </w:abstractNum>
+  <w:abstractNum w:abstractNumId="1" w15:restartNumberingAfterBreak="0">
     <w:nsid w:val="7AC51E45"/>
     <w:multiLevelType w:val="hybridMultilevel"/>
     <w:tmpl w:val="78D872FA"/>
@@ -1305,14 +1397,17 @@
       </w:rPr>
     </w:lvl>
   </w:abstractNum>
-  <w:num w:numId="1" w16cid:durableId="1659650686">
+  <w:num w:numId="1">
+    <w:abstractNumId w:val="1"/>
+  </w:num>
+  <w:num w:numId="2">
     <w:abstractNumId w:val="0"/>
   </w:num>
 </w:numbering>
 </file>
 
 <file path=word/styles.xml><?xml version="1.0" encoding="utf-8"?>
-<w:styles xmlns:mc="http://schemas.openxmlformats.org/markup-compatibility/2006" xmlns:r="http://schemas.openxmlformats.org/officeDocument/2006/relationships" xmlns:w="http://schemas.openxmlformats.org/wordprocessingml/2006/main" xmlns:w14="http://schemas.microsoft.com/office/word/2010/wordml" xmlns:w15="http://schemas.microsoft.com/office/word/2012/wordml" xmlns:w16cex="http://schemas.microsoft.com/office/word/2018/wordml/cex" xmlns:w16cid="http://schemas.microsoft.com/office/word/2016/wordml/cid" xmlns:w16="http://schemas.microsoft.com/office/word/2018/wordml" xmlns:w16du="http://schemas.microsoft.com/office/word/2023/wordml/word16du" xmlns:w16sdtdh="http://schemas.microsoft.com/office/word/2020/wordml/sdtdatahash" xmlns:w16sdtfl="http://schemas.microsoft.com/office/word/2024/wordml/sdtformatlock" xmlns:w16se="http://schemas.microsoft.com/office/word/2015/wordml/symex" mc:Ignorable="w14 w15 w16se w16cid w16 w16cex w16sdtdh w16sdtfl w16du">
+<w:styles xmlns:mc="http://schemas.openxmlformats.org/markup-compatibility/2006" xmlns:r="http://schemas.openxmlformats.org/officeDocument/2006/relationships" xmlns:w="http://schemas.openxmlformats.org/wordprocessingml/2006/main" xmlns:w14="http://schemas.microsoft.com/office/word/2010/wordml" xmlns:w15="http://schemas.microsoft.com/office/word/2012/wordml" xmlns:w16cex="http://schemas.microsoft.com/office/word/2018/wordml/cex" xmlns:w16cid="http://schemas.microsoft.com/office/word/2016/wordml/cid" xmlns:w16="http://schemas.microsoft.com/office/word/2018/wordml" xmlns:w16sdtdh="http://schemas.microsoft.com/office/word/2020/wordml/sdtdatahash" xmlns:w16se="http://schemas.microsoft.com/office/word/2015/wordml/symex" mc:Ignorable="w14 w15 w16se w16cid w16 w16cex w16sdtdh">
   <w:docDefaults>
     <w:rPrDefault>
       <w:rPr>

--- a/Dokumentumok/Követelmények/Szerver_tervek.docx
+++ b/Dokumentumok/Követelmények/Szerver_tervek.docx
@@ -1,6 +1,6 @@
 
 <file path=word/document.xml><?xml version="1.0" encoding="utf-8"?>
-<w:document xmlns:wpc="http://schemas.microsoft.com/office/word/2010/wordprocessingCanvas" xmlns:cx="http://schemas.microsoft.com/office/drawing/2014/chartex" xmlns:cx1="http://schemas.microsoft.com/office/drawing/2015/9/8/chartex" xmlns:cx2="http://schemas.microsoft.com/office/drawing/2015/10/21/chartex" xmlns:cx3="http://schemas.microsoft.com/office/drawing/2016/5/9/chartex" xmlns:cx4="http://schemas.microsoft.com/office/drawing/2016/5/10/chartex" xmlns:cx5="http://schemas.microsoft.com/office/drawing/2016/5/11/chartex" xmlns:cx6="http://schemas.microsoft.com/office/drawing/2016/5/12/chartex" xmlns:cx7="http://schemas.microsoft.com/office/drawing/2016/5/13/chartex" xmlns:cx8="http://schemas.microsoft.com/office/drawing/2016/5/14/chartex" xmlns:mc="http://schemas.openxmlformats.org/markup-compatibility/2006" xmlns:aink="http://schemas.microsoft.com/office/drawing/2016/ink" xmlns:am3d="http://schemas.microsoft.com/office/drawing/2017/model3d" xmlns:o="urn:schemas-microsoft-com:office:office" xmlns:r="http://schemas.openxmlformats.org/officeDocument/2006/relationships" xmlns:m="http://schemas.openxmlformats.org/officeDocument/2006/math" xmlns:v="urn:schemas-microsoft-com:vml" xmlns:wp14="http://schemas.microsoft.com/office/word/2010/wordprocessingDrawing" xmlns:wp="http://schemas.openxmlformats.org/drawingml/2006/wordprocessingDrawing" xmlns:w10="urn:schemas-microsoft-com:office:word" xmlns:w="http://schemas.openxmlformats.org/wordprocessingml/2006/main" xmlns:w14="http://schemas.microsoft.com/office/word/2010/wordml" xmlns:w15="http://schemas.microsoft.com/office/word/2012/wordml" xmlns:w16cex="http://schemas.microsoft.com/office/word/2018/wordml/cex" xmlns:w16cid="http://schemas.microsoft.com/office/word/2016/wordml/cid" xmlns:w16="http://schemas.microsoft.com/office/word/2018/wordml" xmlns:w16sdtdh="http://schemas.microsoft.com/office/word/2020/wordml/sdtdatahash" xmlns:w16se="http://schemas.microsoft.com/office/word/2015/wordml/symex" xmlns:wpg="http://schemas.microsoft.com/office/word/2010/wordprocessingGroup" xmlns:wpi="http://schemas.microsoft.com/office/word/2010/wordprocessingInk" xmlns:wne="http://schemas.microsoft.com/office/word/2006/wordml" xmlns:wps="http://schemas.microsoft.com/office/word/2010/wordprocessingShape" mc:Ignorable="w14 w15 w16se w16cid w16 w16cex w16sdtdh wp14">
+<w:document xmlns:wpc="http://schemas.microsoft.com/office/word/2010/wordprocessingCanvas" xmlns:cx="http://schemas.microsoft.com/office/drawing/2014/chartex" xmlns:cx1="http://schemas.microsoft.com/office/drawing/2015/9/8/chartex" xmlns:cx2="http://schemas.microsoft.com/office/drawing/2015/10/21/chartex" xmlns:cx3="http://schemas.microsoft.com/office/drawing/2016/5/9/chartex" xmlns:cx4="http://schemas.microsoft.com/office/drawing/2016/5/10/chartex" xmlns:cx5="http://schemas.microsoft.com/office/drawing/2016/5/11/chartex" xmlns:cx6="http://schemas.microsoft.com/office/drawing/2016/5/12/chartex" xmlns:cx7="http://schemas.microsoft.com/office/drawing/2016/5/13/chartex" xmlns:cx8="http://schemas.microsoft.com/office/drawing/2016/5/14/chartex" xmlns:mc="http://schemas.openxmlformats.org/markup-compatibility/2006" xmlns:aink="http://schemas.microsoft.com/office/drawing/2016/ink" xmlns:am3d="http://schemas.microsoft.com/office/drawing/2017/model3d" xmlns:o="urn:schemas-microsoft-com:office:office" xmlns:oel="http://schemas.microsoft.com/office/2019/extlst" xmlns:r="http://schemas.openxmlformats.org/officeDocument/2006/relationships" xmlns:m="http://schemas.openxmlformats.org/officeDocument/2006/math" xmlns:v="urn:schemas-microsoft-com:vml" xmlns:wp14="http://schemas.microsoft.com/office/word/2010/wordprocessingDrawing" xmlns:wp="http://schemas.openxmlformats.org/drawingml/2006/wordprocessingDrawing" xmlns:w10="urn:schemas-microsoft-com:office:word" xmlns:w="http://schemas.openxmlformats.org/wordprocessingml/2006/main" xmlns:w14="http://schemas.microsoft.com/office/word/2010/wordml" xmlns:w15="http://schemas.microsoft.com/office/word/2012/wordml" xmlns:w16cex="http://schemas.microsoft.com/office/word/2018/wordml/cex" xmlns:w16cid="http://schemas.microsoft.com/office/word/2016/wordml/cid" xmlns:w16="http://schemas.microsoft.com/office/word/2018/wordml" xmlns:w16sdtdh="http://schemas.microsoft.com/office/word/2020/wordml/sdtdatahash" xmlns:w16se="http://schemas.microsoft.com/office/word/2015/wordml/symex" xmlns:wpg="http://schemas.microsoft.com/office/word/2010/wordprocessingGroup" xmlns:wpi="http://schemas.microsoft.com/office/word/2010/wordprocessingInk" xmlns:wne="http://schemas.microsoft.com/office/word/2006/wordml" xmlns:wps="http://schemas.microsoft.com/office/word/2010/wordprocessingShape" mc:Ignorable="w14 w15 w16se w16cid w16 w16cex w16sdtdh wp14">
   <w:body>
     <w:p>
       <w:pPr>
@@ -143,8 +143,13 @@
         <w:t xml:space="preserve"> szerint kivéve </w:t>
       </w:r>
       <w:proofErr w:type="spellStart"/>
-      <w:r>
-        <w:t>guest,admin,security</w:t>
+      <w:proofErr w:type="gramStart"/>
+      <w:r>
+        <w:t>guest,admin</w:t>
+      </w:r>
+      <w:proofErr w:type="gramEnd"/>
+      <w:r>
+        <w:t>,security</w:t>
       </w:r>
       <w:proofErr w:type="spellEnd"/>
       <w:r>
@@ -378,9 +383,14 @@
       </w:r>
       <w:proofErr w:type="spellStart"/>
       <w:r>
-        <w:t>QUBE_office.local</w:t>
-      </w:r>
-      <w:proofErr w:type="spellEnd"/>
+        <w:t>QUBE_</w:t>
+      </w:r>
+      <w:proofErr w:type="gramStart"/>
+      <w:r>
+        <w:t>office.local</w:t>
+      </w:r>
+      <w:proofErr w:type="spellEnd"/>
+      <w:proofErr w:type="gramEnd"/>
       <w:r>
         <w:t xml:space="preserve">; </w:t>
       </w:r>
@@ -472,9 +482,15 @@
           <w:ilvl w:val="0"/>
           <w:numId w:val="1"/>
         </w:numPr>
-      </w:pPr>
-      <w:proofErr w:type="spellStart"/>
-      <w:r>
+        <w:rPr>
+          <w:highlight w:val="green"/>
+        </w:rPr>
+      </w:pPr>
+      <w:proofErr w:type="spellStart"/>
+      <w:r>
+        <w:rPr>
+          <w:highlight w:val="green"/>
+        </w:rPr>
         <w:t>radius</w:t>
       </w:r>
       <w:proofErr w:type="spellEnd"/>
@@ -486,28 +502,49 @@
           <w:ilvl w:val="0"/>
           <w:numId w:val="1"/>
         </w:numPr>
-      </w:pPr>
-      <w:r>
+        <w:rPr>
+          <w:highlight w:val="green"/>
+        </w:rPr>
+      </w:pPr>
+      <w:r>
+        <w:rPr>
+          <w:highlight w:val="green"/>
+        </w:rPr>
         <w:t>TFTP</w:t>
       </w:r>
     </w:p>
     <w:p>
       <w:pPr>
         <w:pStyle w:val="Listaszerbekezds"/>
-      </w:pPr>
-      <w:r>
+        <w:rPr>
+          <w:highlight w:val="green"/>
+        </w:rPr>
+      </w:pPr>
+      <w:r>
+        <w:rPr>
+          <w:highlight w:val="green"/>
+        </w:rPr>
         <w:t xml:space="preserve">Fájlszerver a scripthez, ami majd </w:t>
       </w:r>
       <w:proofErr w:type="spellStart"/>
       <w:r>
+        <w:rPr>
+          <w:highlight w:val="green"/>
+        </w:rPr>
         <w:t>fementi</w:t>
       </w:r>
       <w:proofErr w:type="spellEnd"/>
       <w:r>
+        <w:rPr>
+          <w:highlight w:val="green"/>
+        </w:rPr>
         <w:t xml:space="preserve"> oda a </w:t>
       </w:r>
       <w:proofErr w:type="spellStart"/>
       <w:r>
+        <w:rPr>
+          <w:highlight w:val="green"/>
+        </w:rPr>
         <w:t>konfigokat</w:t>
       </w:r>
       <w:proofErr w:type="spellEnd"/>
@@ -519,8 +556,14 @@
           <w:ilvl w:val="0"/>
           <w:numId w:val="1"/>
         </w:numPr>
-      </w:pPr>
-      <w:r>
+        <w:rPr>
+          <w:highlight w:val="green"/>
+        </w:rPr>
+      </w:pPr>
+      <w:r>
+        <w:rPr>
+          <w:highlight w:val="green"/>
+        </w:rPr>
         <w:t xml:space="preserve">NTP </w:t>
       </w:r>
     </w:p>
@@ -529,9 +572,15 @@
         <w:pStyle w:val="Listaszerbekezds"/>
       </w:pPr>
       <w:r>
+        <w:rPr>
+          <w:highlight w:val="green"/>
+        </w:rPr>
         <w:t>ez ennyi</w:t>
       </w:r>
       <w:r>
+        <w:rPr>
+          <w:highlight w:val="green"/>
+        </w:rPr>
         <w:t>, ketyeg, minden</w:t>
       </w:r>
     </w:p>
@@ -679,6 +728,7 @@
         <w:t xml:space="preserve"> szerint kivéve </w:t>
       </w:r>
       <w:proofErr w:type="spellStart"/>
+      <w:proofErr w:type="gramStart"/>
       <w:r>
         <w:rPr>
           <w:i/>
@@ -687,6 +737,7 @@
         <w:t>guest,admin</w:t>
       </w:r>
       <w:proofErr w:type="spellEnd"/>
+      <w:proofErr w:type="gramEnd"/>
       <w:r>
         <w:rPr>
           <w:i/>
@@ -1032,9 +1083,18 @@
           <w:i/>
           <w:color w:val="A6A6A6" w:themeColor="background1" w:themeShade="A6"/>
         </w:rPr>
-        <w:t>QUBE_production.local</w:t>
-      </w:r>
-      <w:proofErr w:type="spellEnd"/>
+        <w:t>QUBE_</w:t>
+      </w:r>
+      <w:proofErr w:type="gramStart"/>
+      <w:r>
+        <w:rPr>
+          <w:i/>
+          <w:color w:val="A6A6A6" w:themeColor="background1" w:themeShade="A6"/>
+        </w:rPr>
+        <w:t>production.local</w:t>
+      </w:r>
+      <w:proofErr w:type="spellEnd"/>
+      <w:proofErr w:type="gramEnd"/>
       <w:r>
         <w:rPr>
           <w:i/>
@@ -1171,7 +1231,7 @@
 </file>
 
 <file path=word/numbering.xml><?xml version="1.0" encoding="utf-8"?>
-<w:numbering xmlns:wpc="http://schemas.microsoft.com/office/word/2010/wordprocessingCanvas" xmlns:cx="http://schemas.microsoft.com/office/drawing/2014/chartex" xmlns:cx1="http://schemas.microsoft.com/office/drawing/2015/9/8/chartex" xmlns:cx2="http://schemas.microsoft.com/office/drawing/2015/10/21/chartex" xmlns:cx3="http://schemas.microsoft.com/office/drawing/2016/5/9/chartex" xmlns:cx4="http://schemas.microsoft.com/office/drawing/2016/5/10/chartex" xmlns:cx5="http://schemas.microsoft.com/office/drawing/2016/5/11/chartex" xmlns:cx6="http://schemas.microsoft.com/office/drawing/2016/5/12/chartex" xmlns:cx7="http://schemas.microsoft.com/office/drawing/2016/5/13/chartex" xmlns:cx8="http://schemas.microsoft.com/office/drawing/2016/5/14/chartex" xmlns:mc="http://schemas.openxmlformats.org/markup-compatibility/2006" xmlns:aink="http://schemas.microsoft.com/office/drawing/2016/ink" xmlns:am3d="http://schemas.microsoft.com/office/drawing/2017/model3d" xmlns:o="urn:schemas-microsoft-com:office:office" xmlns:r="http://schemas.openxmlformats.org/officeDocument/2006/relationships" xmlns:m="http://schemas.openxmlformats.org/officeDocument/2006/math" xmlns:v="urn:schemas-microsoft-com:vml" xmlns:wp14="http://schemas.microsoft.com/office/word/2010/wordprocessingDrawing" xmlns:wp="http://schemas.openxmlformats.org/drawingml/2006/wordprocessingDrawing" xmlns:w10="urn:schemas-microsoft-com:office:word" xmlns:w="http://schemas.openxmlformats.org/wordprocessingml/2006/main" xmlns:w14="http://schemas.microsoft.com/office/word/2010/wordml" xmlns:w15="http://schemas.microsoft.com/office/word/2012/wordml" xmlns:w16cex="http://schemas.microsoft.com/office/word/2018/wordml/cex" xmlns:w16cid="http://schemas.microsoft.com/office/word/2016/wordml/cid" xmlns:w16="http://schemas.microsoft.com/office/word/2018/wordml" xmlns:w16sdtdh="http://schemas.microsoft.com/office/word/2020/wordml/sdtdatahash" xmlns:w16se="http://schemas.microsoft.com/office/word/2015/wordml/symex" xmlns:wpg="http://schemas.microsoft.com/office/word/2010/wordprocessingGroup" xmlns:wpi="http://schemas.microsoft.com/office/word/2010/wordprocessingInk" xmlns:wne="http://schemas.microsoft.com/office/word/2006/wordml" xmlns:wps="http://schemas.microsoft.com/office/word/2010/wordprocessingShape" mc:Ignorable="w14 w15 w16se w16cid w16 w16cex w16sdtdh wp14">
+<w:numbering xmlns:wpc="http://schemas.microsoft.com/office/word/2010/wordprocessingCanvas" xmlns:cx="http://schemas.microsoft.com/office/drawing/2014/chartex" xmlns:cx1="http://schemas.microsoft.com/office/drawing/2015/9/8/chartex" xmlns:cx2="http://schemas.microsoft.com/office/drawing/2015/10/21/chartex" xmlns:cx3="http://schemas.microsoft.com/office/drawing/2016/5/9/chartex" xmlns:cx4="http://schemas.microsoft.com/office/drawing/2016/5/10/chartex" xmlns:cx5="http://schemas.microsoft.com/office/drawing/2016/5/11/chartex" xmlns:cx6="http://schemas.microsoft.com/office/drawing/2016/5/12/chartex" xmlns:cx7="http://schemas.microsoft.com/office/drawing/2016/5/13/chartex" xmlns:cx8="http://schemas.microsoft.com/office/drawing/2016/5/14/chartex" xmlns:mc="http://schemas.openxmlformats.org/markup-compatibility/2006" xmlns:aink="http://schemas.microsoft.com/office/drawing/2016/ink" xmlns:am3d="http://schemas.microsoft.com/office/drawing/2017/model3d" xmlns:o="urn:schemas-microsoft-com:office:office" xmlns:oel="http://schemas.microsoft.com/office/2019/extlst" xmlns:r="http://schemas.openxmlformats.org/officeDocument/2006/relationships" xmlns:m="http://schemas.openxmlformats.org/officeDocument/2006/math" xmlns:v="urn:schemas-microsoft-com:vml" xmlns:wp14="http://schemas.microsoft.com/office/word/2010/wordprocessingDrawing" xmlns:wp="http://schemas.openxmlformats.org/drawingml/2006/wordprocessingDrawing" xmlns:w10="urn:schemas-microsoft-com:office:word" xmlns:w="http://schemas.openxmlformats.org/wordprocessingml/2006/main" xmlns:w14="http://schemas.microsoft.com/office/word/2010/wordml" xmlns:w15="http://schemas.microsoft.com/office/word/2012/wordml" xmlns:w16cex="http://schemas.microsoft.com/office/word/2018/wordml/cex" xmlns:w16cid="http://schemas.microsoft.com/office/word/2016/wordml/cid" xmlns:w16="http://schemas.microsoft.com/office/word/2018/wordml" xmlns:w16sdtdh="http://schemas.microsoft.com/office/word/2020/wordml/sdtdatahash" xmlns:w16se="http://schemas.microsoft.com/office/word/2015/wordml/symex" xmlns:wpg="http://schemas.microsoft.com/office/word/2010/wordprocessingGroup" xmlns:wpi="http://schemas.microsoft.com/office/word/2010/wordprocessingInk" xmlns:wne="http://schemas.microsoft.com/office/word/2006/wordml" xmlns:wps="http://schemas.microsoft.com/office/word/2010/wordprocessingShape" mc:Ignorable="w14 w15 w16se w16cid w16 w16cex w16sdtdh wp14">
   <w:abstractNum w:abstractNumId="0" w15:restartNumberingAfterBreak="0">
     <w:nsid w:val="0E4A5D90"/>
     <w:multiLevelType w:val="hybridMultilevel"/>
@@ -1397,10 +1457,10 @@
       </w:rPr>
     </w:lvl>
   </w:abstractNum>
-  <w:num w:numId="1">
+  <w:num w:numId="1" w16cid:durableId="1174034019">
     <w:abstractNumId w:val="1"/>
   </w:num>
-  <w:num w:numId="2">
+  <w:num w:numId="2" w16cid:durableId="1328895790">
     <w:abstractNumId w:val="0"/>
   </w:num>
 </w:numbering>

--- a/Dokumentumok/Követelmények/Szerver_tervek.docx
+++ b/Dokumentumok/Követelmények/Szerver_tervek.docx
@@ -1,6 +1,6 @@
 
 <file path=word/document.xml><?xml version="1.0" encoding="utf-8"?>
-<w:document xmlns:wpc="http://schemas.microsoft.com/office/word/2010/wordprocessingCanvas" xmlns:cx="http://schemas.microsoft.com/office/drawing/2014/chartex" xmlns:cx1="http://schemas.microsoft.com/office/drawing/2015/9/8/chartex" xmlns:cx2="http://schemas.microsoft.com/office/drawing/2015/10/21/chartex" xmlns:cx3="http://schemas.microsoft.com/office/drawing/2016/5/9/chartex" xmlns:cx4="http://schemas.microsoft.com/office/drawing/2016/5/10/chartex" xmlns:cx5="http://schemas.microsoft.com/office/drawing/2016/5/11/chartex" xmlns:cx6="http://schemas.microsoft.com/office/drawing/2016/5/12/chartex" xmlns:cx7="http://schemas.microsoft.com/office/drawing/2016/5/13/chartex" xmlns:cx8="http://schemas.microsoft.com/office/drawing/2016/5/14/chartex" xmlns:mc="http://schemas.openxmlformats.org/markup-compatibility/2006" xmlns:aink="http://schemas.microsoft.com/office/drawing/2016/ink" xmlns:am3d="http://schemas.microsoft.com/office/drawing/2017/model3d" xmlns:o="urn:schemas-microsoft-com:office:office" xmlns:oel="http://schemas.microsoft.com/office/2019/extlst" xmlns:r="http://schemas.openxmlformats.org/officeDocument/2006/relationships" xmlns:m="http://schemas.openxmlformats.org/officeDocument/2006/math" xmlns:v="urn:schemas-microsoft-com:vml" xmlns:wp14="http://schemas.microsoft.com/office/word/2010/wordprocessingDrawing" xmlns:wp="http://schemas.openxmlformats.org/drawingml/2006/wordprocessingDrawing" xmlns:w10="urn:schemas-microsoft-com:office:word" xmlns:w="http://schemas.openxmlformats.org/wordprocessingml/2006/main" xmlns:w14="http://schemas.microsoft.com/office/word/2010/wordml" xmlns:w15="http://schemas.microsoft.com/office/word/2012/wordml" xmlns:w16cex="http://schemas.microsoft.com/office/word/2018/wordml/cex" xmlns:w16cid="http://schemas.microsoft.com/office/word/2016/wordml/cid" xmlns:w16="http://schemas.microsoft.com/office/word/2018/wordml" xmlns:w16sdtdh="http://schemas.microsoft.com/office/word/2020/wordml/sdtdatahash" xmlns:w16se="http://schemas.microsoft.com/office/word/2015/wordml/symex" xmlns:wpg="http://schemas.microsoft.com/office/word/2010/wordprocessingGroup" xmlns:wpi="http://schemas.microsoft.com/office/word/2010/wordprocessingInk" xmlns:wne="http://schemas.microsoft.com/office/word/2006/wordml" xmlns:wps="http://schemas.microsoft.com/office/word/2010/wordprocessingShape" mc:Ignorable="w14 w15 w16se w16cid w16 w16cex w16sdtdh wp14">
+<w:document xmlns:wpc="http://schemas.microsoft.com/office/word/2010/wordprocessingCanvas" xmlns:cx="http://schemas.microsoft.com/office/drawing/2014/chartex" xmlns:cx1="http://schemas.microsoft.com/office/drawing/2015/9/8/chartex" xmlns:cx2="http://schemas.microsoft.com/office/drawing/2015/10/21/chartex" xmlns:cx3="http://schemas.microsoft.com/office/drawing/2016/5/9/chartex" xmlns:cx4="http://schemas.microsoft.com/office/drawing/2016/5/10/chartex" xmlns:cx5="http://schemas.microsoft.com/office/drawing/2016/5/11/chartex" xmlns:cx6="http://schemas.microsoft.com/office/drawing/2016/5/12/chartex" xmlns:cx7="http://schemas.microsoft.com/office/drawing/2016/5/13/chartex" xmlns:cx8="http://schemas.microsoft.com/office/drawing/2016/5/14/chartex" xmlns:mc="http://schemas.openxmlformats.org/markup-compatibility/2006" xmlns:aink="http://schemas.microsoft.com/office/drawing/2016/ink" xmlns:am3d="http://schemas.microsoft.com/office/drawing/2017/model3d" xmlns:o="urn:schemas-microsoft-com:office:office" xmlns:r="http://schemas.openxmlformats.org/officeDocument/2006/relationships" xmlns:m="http://schemas.openxmlformats.org/officeDocument/2006/math" xmlns:v="urn:schemas-microsoft-com:vml" xmlns:wp14="http://schemas.microsoft.com/office/word/2010/wordprocessingDrawing" xmlns:wp="http://schemas.openxmlformats.org/drawingml/2006/wordprocessingDrawing" xmlns:w10="urn:schemas-microsoft-com:office:word" xmlns:w="http://schemas.openxmlformats.org/wordprocessingml/2006/main" xmlns:w14="http://schemas.microsoft.com/office/word/2010/wordml" xmlns:w15="http://schemas.microsoft.com/office/word/2012/wordml" xmlns:w16cex="http://schemas.microsoft.com/office/word/2018/wordml/cex" xmlns:w16cid="http://schemas.microsoft.com/office/word/2016/wordml/cid" xmlns:w16="http://schemas.microsoft.com/office/word/2018/wordml" xmlns:w16sdtdh="http://schemas.microsoft.com/office/word/2020/wordml/sdtdatahash" xmlns:w16se="http://schemas.microsoft.com/office/word/2015/wordml/symex" xmlns:wpg="http://schemas.microsoft.com/office/word/2010/wordprocessingGroup" xmlns:wpi="http://schemas.microsoft.com/office/word/2010/wordprocessingInk" xmlns:wne="http://schemas.microsoft.com/office/word/2006/wordml" xmlns:wps="http://schemas.microsoft.com/office/word/2010/wordprocessingShape" mc:Ignorable="w14 w15 w16se w16cid w16 w16cex w16sdtdh wp14">
   <w:body>
     <w:p>
       <w:pPr>
@@ -250,8 +250,16 @@
           <w:ilvl w:val="1"/>
           <w:numId w:val="1"/>
         </w:numPr>
-      </w:pPr>
-      <w:r>
+        <w:rPr>
+          <w:b/>
+          <w:bCs/>
+        </w:rPr>
+      </w:pPr>
+      <w:r>
+        <w:rPr>
+          <w:b/>
+          <w:bCs/>
+        </w:rPr>
         <w:t>Jelszópolitika</w:t>
       </w:r>
     </w:p>
@@ -409,7 +417,14 @@
         </w:numPr>
       </w:pPr>
       <w:r>
-        <w:t xml:space="preserve">nyomtató szerver beállítások (elég alap dolog, csak kötelező </w:t>
+        <w:rPr>
+          <w:b/>
+          <w:bCs/>
+        </w:rPr>
+        <w:t>nyomtató szerver beállítások</w:t>
+      </w:r>
+      <w:r>
+        <w:t xml:space="preserve"> (elég alap dolog, csak kötelező </w:t>
       </w:r>
       <w:proofErr w:type="spellStart"/>
       <w:r>
@@ -446,24 +461,21 @@
       </w:r>
       <w:r>
         <w:rPr>
-          <w:b/>
+          <w:bCs/>
         </w:rPr>
         <w:t>biztonsági mentés</w:t>
       </w:r>
       <w:r>
         <w:rPr>
-          <w:b/>
+          <w:bCs/>
         </w:rPr>
         <w:t xml:space="preserve"> LINUXON IS!!!!</w:t>
       </w:r>
       <w:r>
         <w:rPr>
-          <w:b/>
-        </w:rPr>
-        <w:t>!</w:t>
-      </w:r>
-      <w:r>
-        <w:t>)</w:t>
+          <w:bCs/>
+        </w:rPr>
+        <w:t>!)</w:t>
       </w:r>
     </w:p>
     <w:p>
@@ -557,11 +569,15 @@
           <w:numId w:val="1"/>
         </w:numPr>
         <w:rPr>
+          <w:b/>
+          <w:bCs/>
           <w:highlight w:val="green"/>
         </w:rPr>
       </w:pPr>
       <w:r>
         <w:rPr>
+          <w:b/>
+          <w:bCs/>
           <w:highlight w:val="green"/>
         </w:rPr>
         <w:t xml:space="preserve">NTP </w:t>
@@ -1231,7 +1247,7 @@
 </file>
 
 <file path=word/numbering.xml><?xml version="1.0" encoding="utf-8"?>
-<w:numbering xmlns:wpc="http://schemas.microsoft.com/office/word/2010/wordprocessingCanvas" xmlns:cx="http://schemas.microsoft.com/office/drawing/2014/chartex" xmlns:cx1="http://schemas.microsoft.com/office/drawing/2015/9/8/chartex" xmlns:cx2="http://schemas.microsoft.com/office/drawing/2015/10/21/chartex" xmlns:cx3="http://schemas.microsoft.com/office/drawing/2016/5/9/chartex" xmlns:cx4="http://schemas.microsoft.com/office/drawing/2016/5/10/chartex" xmlns:cx5="http://schemas.microsoft.com/office/drawing/2016/5/11/chartex" xmlns:cx6="http://schemas.microsoft.com/office/drawing/2016/5/12/chartex" xmlns:cx7="http://schemas.microsoft.com/office/drawing/2016/5/13/chartex" xmlns:cx8="http://schemas.microsoft.com/office/drawing/2016/5/14/chartex" xmlns:mc="http://schemas.openxmlformats.org/markup-compatibility/2006" xmlns:aink="http://schemas.microsoft.com/office/drawing/2016/ink" xmlns:am3d="http://schemas.microsoft.com/office/drawing/2017/model3d" xmlns:o="urn:schemas-microsoft-com:office:office" xmlns:oel="http://schemas.microsoft.com/office/2019/extlst" xmlns:r="http://schemas.openxmlformats.org/officeDocument/2006/relationships" xmlns:m="http://schemas.openxmlformats.org/officeDocument/2006/math" xmlns:v="urn:schemas-microsoft-com:vml" xmlns:wp14="http://schemas.microsoft.com/office/word/2010/wordprocessingDrawing" xmlns:wp="http://schemas.openxmlformats.org/drawingml/2006/wordprocessingDrawing" xmlns:w10="urn:schemas-microsoft-com:office:word" xmlns:w="http://schemas.openxmlformats.org/wordprocessingml/2006/main" xmlns:w14="http://schemas.microsoft.com/office/word/2010/wordml" xmlns:w15="http://schemas.microsoft.com/office/word/2012/wordml" xmlns:w16cex="http://schemas.microsoft.com/office/word/2018/wordml/cex" xmlns:w16cid="http://schemas.microsoft.com/office/word/2016/wordml/cid" xmlns:w16="http://schemas.microsoft.com/office/word/2018/wordml" xmlns:w16sdtdh="http://schemas.microsoft.com/office/word/2020/wordml/sdtdatahash" xmlns:w16se="http://schemas.microsoft.com/office/word/2015/wordml/symex" xmlns:wpg="http://schemas.microsoft.com/office/word/2010/wordprocessingGroup" xmlns:wpi="http://schemas.microsoft.com/office/word/2010/wordprocessingInk" xmlns:wne="http://schemas.microsoft.com/office/word/2006/wordml" xmlns:wps="http://schemas.microsoft.com/office/word/2010/wordprocessingShape" mc:Ignorable="w14 w15 w16se w16cid w16 w16cex w16sdtdh wp14">
+<w:numbering xmlns:wpc="http://schemas.microsoft.com/office/word/2010/wordprocessingCanvas" xmlns:cx="http://schemas.microsoft.com/office/drawing/2014/chartex" xmlns:cx1="http://schemas.microsoft.com/office/drawing/2015/9/8/chartex" xmlns:cx2="http://schemas.microsoft.com/office/drawing/2015/10/21/chartex" xmlns:cx3="http://schemas.microsoft.com/office/drawing/2016/5/9/chartex" xmlns:cx4="http://schemas.microsoft.com/office/drawing/2016/5/10/chartex" xmlns:cx5="http://schemas.microsoft.com/office/drawing/2016/5/11/chartex" xmlns:cx6="http://schemas.microsoft.com/office/drawing/2016/5/12/chartex" xmlns:cx7="http://schemas.microsoft.com/office/drawing/2016/5/13/chartex" xmlns:cx8="http://schemas.microsoft.com/office/drawing/2016/5/14/chartex" xmlns:mc="http://schemas.openxmlformats.org/markup-compatibility/2006" xmlns:aink="http://schemas.microsoft.com/office/drawing/2016/ink" xmlns:am3d="http://schemas.microsoft.com/office/drawing/2017/model3d" xmlns:o="urn:schemas-microsoft-com:office:office" xmlns:r="http://schemas.openxmlformats.org/officeDocument/2006/relationships" xmlns:m="http://schemas.openxmlformats.org/officeDocument/2006/math" xmlns:v="urn:schemas-microsoft-com:vml" xmlns:wp14="http://schemas.microsoft.com/office/word/2010/wordprocessingDrawing" xmlns:wp="http://schemas.openxmlformats.org/drawingml/2006/wordprocessingDrawing" xmlns:w10="urn:schemas-microsoft-com:office:word" xmlns:w="http://schemas.openxmlformats.org/wordprocessingml/2006/main" xmlns:w14="http://schemas.microsoft.com/office/word/2010/wordml" xmlns:w15="http://schemas.microsoft.com/office/word/2012/wordml" xmlns:w16cex="http://schemas.microsoft.com/office/word/2018/wordml/cex" xmlns:w16cid="http://schemas.microsoft.com/office/word/2016/wordml/cid" xmlns:w16="http://schemas.microsoft.com/office/word/2018/wordml" xmlns:w16sdtdh="http://schemas.microsoft.com/office/word/2020/wordml/sdtdatahash" xmlns:w16se="http://schemas.microsoft.com/office/word/2015/wordml/symex" xmlns:wpg="http://schemas.microsoft.com/office/word/2010/wordprocessingGroup" xmlns:wpi="http://schemas.microsoft.com/office/word/2010/wordprocessingInk" xmlns:wne="http://schemas.microsoft.com/office/word/2006/wordml" xmlns:wps="http://schemas.microsoft.com/office/word/2010/wordprocessingShape" mc:Ignorable="w14 w15 w16se w16cid w16 w16cex w16sdtdh wp14">
   <w:abstractNum w:abstractNumId="0" w15:restartNumberingAfterBreak="0">
     <w:nsid w:val="0E4A5D90"/>
     <w:multiLevelType w:val="hybridMultilevel"/>
@@ -1457,10 +1473,10 @@
       </w:rPr>
     </w:lvl>
   </w:abstractNum>
-  <w:num w:numId="1" w16cid:durableId="1174034019">
+  <w:num w:numId="1">
     <w:abstractNumId w:val="1"/>
   </w:num>
-  <w:num w:numId="2" w16cid:durableId="1328895790">
+  <w:num w:numId="2">
     <w:abstractNumId w:val="0"/>
   </w:num>
 </w:numbering>
